--- a/lessons/6-7/downloads/reveal/6.7-session-2-practice-form-a.docx
+++ b/lessons/6-7/downloads/reveal/6.7-session-2-practice-form-a.docx
@@ -9,13 +9,13 @@
           <w:tab w:val="left" w:leader="underscore" w:pos="7250"/>
           <w:tab w:val="right" w:leader="underscore" w:pos="9504"/>
         </w:tabs>
-        <w:spacing w:before="0" w:after="90" w:line="269" w:lineRule="auto"/>
+        <w:spacing w:before="0" w:after="54" w:line="269" w:lineRule="auto"/>
       </w:pPr>
       <w:r>
         <w:rPr>
           <w:rFonts w:ascii="Avenir Next" w:hAnsi="Avenir Next" w:cs="Avenir Next" w:eastAsia="Avenir Next"/>
           <w:color w:val="1A1A1A"/>
-          <w:sz w:val="20"/>
+          <w:sz w:val="22"/>
           <w:szCs w:val="20"/>
         </w:rPr>
         <w:t xml:space="preserve">Name</w:t>
@@ -33,7 +33,7 @@
         <w:rPr>
           <w:rFonts w:ascii="Avenir Next" w:hAnsi="Avenir Next" w:cs="Avenir Next" w:eastAsia="Avenir Next"/>
           <w:color w:val="1A1A1A"/>
-          <w:sz w:val="20"/>
+          <w:sz w:val="22"/>
           <w:szCs w:val="20"/>
         </w:rPr>
         <w:t xml:space="preserve">   Date</w:t>
@@ -51,7 +51,7 @@
         <w:rPr>
           <w:rFonts w:ascii="Avenir Next" w:hAnsi="Avenir Next" w:cs="Avenir Next" w:eastAsia="Avenir Next"/>
           <w:color w:val="1A1A1A"/>
-          <w:sz w:val="20"/>
+          <w:sz w:val="22"/>
           <w:szCs w:val="20"/>
         </w:rPr>
         <w:t xml:space="preserve">   Period</w:t>
@@ -69,7 +69,7 @@
     <w:p>
       <w:pPr>
         <w:keepNext/>
-        <w:spacing w:before="0" w:after="12" w:line="264" w:lineRule="auto"/>
+        <w:spacing w:before="0" w:after="7" w:line="264" w:lineRule="auto"/>
       </w:pPr>
       <w:r>
         <w:rPr>
@@ -78,7 +78,7 @@
           <w:caps/>
           <w:color w:val="003A70"/>
           <w:spacing w:val="12"/>
-          <w:sz w:val="19"/>
+          <w:sz w:val="22"/>
           <w:szCs w:val="19"/>
         </w:rPr>
         <w:t xml:space="preserve">Lesson 6-7  ·  Session 2  ·  Practice  ·  Form A</w:t>
@@ -86,8 +86,9 @@
     </w:p>
     <w:p>
       <w:pPr>
+        <w:pStyle w:val="Heading1"/>
         <w:keepNext/>
-        <w:spacing w:before="0" w:after="10" w:line="240" w:lineRule="auto"/>
+        <w:spacing w:before="0" w:after="6" w:line="240" w:lineRule="auto"/>
       </w:pPr>
       <w:r>
         <w:rPr>
@@ -105,13 +106,13 @@
         <w:pBdr>
           <w:bottom w:val="single" w:sz="4" w:space="5" w:color="C9CDD2"/>
         </w:pBdr>
-        <w:spacing w:before="0" w:after="40" w:line="264" w:lineRule="auto"/>
+        <w:spacing w:before="0" w:after="24" w:line="264" w:lineRule="auto"/>
       </w:pPr>
       <w:r>
         <w:rPr>
           <w:rFonts w:ascii="Avenir Next" w:hAnsi="Avenir Next" w:cs="Avenir Next" w:eastAsia="Avenir Next"/>
           <w:color w:val="5A5F66"/>
-          <w:sz w:val="17"/>
+          <w:sz w:val="22"/>
           <w:szCs w:val="17"/>
         </w:rPr>
         <w:t xml:space="preserve">Learning target — I can list multiples of two numbers and find their least common multiple.</w:t>
@@ -128,7 +129,7 @@
     </w:p>
     <w:p>
       <w:pPr>
-        <w:spacing w:before="0" w:after="0" w:line="60" w:lineRule="auto"/>
+        <w:spacing w:before="0" w:after="0" w:line="50" w:lineRule="exact"/>
       </w:pPr>
     </w:p>
     <w:tbl>
@@ -167,7 +168,8 @@
           </w:tcPr>
           <w:p>
             <w:pPr>
-              <w:spacing w:before="0" w:after="40" w:line="264" w:lineRule="auto"/>
+              <w:pStyle w:val="Heading2"/>
+              <w:spacing w:before="0" w:after="24" w:line="264" w:lineRule="auto"/>
             </w:pPr>
             <w:r>
               <w:rPr>
@@ -186,7 +188,7 @@
               <w:tabs>
                 <w:tab w:val="left" w:pos="284"/>
               </w:tabs>
-              <w:spacing w:before="0" w:after="16" w:line="250" w:lineRule="auto"/>
+              <w:spacing w:before="0" w:after="10" w:line="250" w:lineRule="auto"/>
               <w:ind w:left="284" w:hanging="284"/>
             </w:pPr>
             <w:r>
@@ -194,44 +196,44 @@
                 <w:rFonts w:ascii="Avenir Next" w:hAnsi="Avenir Next" w:cs="Avenir Next" w:eastAsia="Avenir Next"/>
                 <w:b/>
                 <w:color w:val="003A70"/>
+                <w:sz w:val="22"/>
+                <w:szCs w:val="18"/>
+              </w:rPr>
+              <w:t xml:space="preserve">•</w:t>
+            </w:r>
+            <w:r>
+              <w:rPr>
+                <w:rFonts w:ascii="Avenir Next" w:hAnsi="Avenir Next" w:cs="Avenir Next" w:eastAsia="Avenir Next"/>
+                <w:color w:val="1A1A1A"/>
                 <w:sz w:val="18"/>
                 <w:szCs w:val="18"/>
               </w:rPr>
-              <w:t xml:space="preserve">•</w:t>
-            </w:r>
-            <w:r>
-              <w:rPr>
-                <w:rFonts w:ascii="Avenir Next" w:hAnsi="Avenir Next" w:cs="Avenir Next" w:eastAsia="Avenir Next"/>
-                <w:color w:val="1A1A1A"/>
-                <w:sz w:val="18"/>
+              <w:tab/>
+            </w:r>
+            <w:r>
+              <w:rPr>
+                <w:rFonts w:ascii="Avenir Next" w:hAnsi="Avenir Next" w:cs="Avenir Next" w:eastAsia="Avenir Next"/>
+                <w:color w:val="1A1A1A"/>
+                <w:sz w:val="22"/>
                 <w:szCs w:val="18"/>
               </w:rPr>
-              <w:tab/>
-            </w:r>
-            <w:r>
-              <w:rPr>
-                <w:rFonts w:ascii="Avenir Next" w:hAnsi="Avenir Next" w:cs="Avenir Next" w:eastAsia="Avenir Next"/>
-                <w:color w:val="1A1A1A"/>
-                <w:sz w:val="18"/>
+              <w:t xml:space="preserve">A </w:t>
+            </w:r>
+            <w:r>
+              <w:rPr>
+                <w:rFonts w:ascii="Avenir Next" w:hAnsi="Avenir Next" w:cs="Avenir Next" w:eastAsia="Avenir Next"/>
+                <w:b/>
+                <w:color w:val="1A1A1A"/>
+                <w:sz w:val="22"/>
                 <w:szCs w:val="18"/>
               </w:rPr>
-              <w:t xml:space="preserve">A </w:t>
-            </w:r>
-            <w:r>
-              <w:rPr>
-                <w:rFonts w:ascii="Avenir Next" w:hAnsi="Avenir Next" w:cs="Avenir Next" w:eastAsia="Avenir Next"/>
-                <w:b/>
-                <w:color w:val="1A1A1A"/>
-                <w:sz w:val="18"/>
-                <w:szCs w:val="18"/>
-              </w:rPr>
               <w:t xml:space="preserve">multiple</w:t>
             </w:r>
             <w:r>
               <w:rPr>
                 <w:rFonts w:ascii="Avenir Next" w:hAnsi="Avenir Next" w:cs="Avenir Next" w:eastAsia="Avenir Next"/>
                 <w:color w:val="1A1A1A"/>
-                <w:sz w:val="18"/>
+                <w:sz w:val="22"/>
                 <w:szCs w:val="18"/>
               </w:rPr>
               <w:t xml:space="preserve"> is what you get when you skip-count by a number: 6, 12, 18, 24, …</w:t>
@@ -242,7 +244,7 @@
               <w:tabs>
                 <w:tab w:val="left" w:pos="284"/>
               </w:tabs>
-              <w:spacing w:before="0" w:after="16" w:line="250" w:lineRule="auto"/>
+              <w:spacing w:before="0" w:after="10" w:line="250" w:lineRule="auto"/>
               <w:ind w:left="284" w:hanging="284"/>
             </w:pPr>
             <w:r>
@@ -250,44 +252,44 @@
                 <w:rFonts w:ascii="Avenir Next" w:hAnsi="Avenir Next" w:cs="Avenir Next" w:eastAsia="Avenir Next"/>
                 <w:b/>
                 <w:color w:val="003A70"/>
+                <w:sz w:val="22"/>
+                <w:szCs w:val="18"/>
+              </w:rPr>
+              <w:t xml:space="preserve">•</w:t>
+            </w:r>
+            <w:r>
+              <w:rPr>
+                <w:rFonts w:ascii="Avenir Next" w:hAnsi="Avenir Next" w:cs="Avenir Next" w:eastAsia="Avenir Next"/>
+                <w:color w:val="1A1A1A"/>
                 <w:sz w:val="18"/>
                 <w:szCs w:val="18"/>
               </w:rPr>
-              <w:t xml:space="preserve">•</w:t>
-            </w:r>
-            <w:r>
-              <w:rPr>
-                <w:rFonts w:ascii="Avenir Next" w:hAnsi="Avenir Next" w:cs="Avenir Next" w:eastAsia="Avenir Next"/>
-                <w:color w:val="1A1A1A"/>
-                <w:sz w:val="18"/>
+              <w:tab/>
+            </w:r>
+            <w:r>
+              <w:rPr>
+                <w:rFonts w:ascii="Avenir Next" w:hAnsi="Avenir Next" w:cs="Avenir Next" w:eastAsia="Avenir Next"/>
+                <w:color w:val="1A1A1A"/>
+                <w:sz w:val="22"/>
                 <w:szCs w:val="18"/>
               </w:rPr>
-              <w:tab/>
-            </w:r>
-            <w:r>
-              <w:rPr>
-                <w:rFonts w:ascii="Avenir Next" w:hAnsi="Avenir Next" w:cs="Avenir Next" w:eastAsia="Avenir Next"/>
-                <w:color w:val="1A1A1A"/>
-                <w:sz w:val="18"/>
+              <w:t xml:space="preserve">The </w:t>
+            </w:r>
+            <w:r>
+              <w:rPr>
+                <w:rFonts w:ascii="Avenir Next" w:hAnsi="Avenir Next" w:cs="Avenir Next" w:eastAsia="Avenir Next"/>
+                <w:b/>
+                <w:color w:val="1A1A1A"/>
+                <w:sz w:val="22"/>
                 <w:szCs w:val="18"/>
               </w:rPr>
-              <w:t xml:space="preserve">The </w:t>
-            </w:r>
-            <w:r>
-              <w:rPr>
-                <w:rFonts w:ascii="Avenir Next" w:hAnsi="Avenir Next" w:cs="Avenir Next" w:eastAsia="Avenir Next"/>
-                <w:b/>
-                <w:color w:val="1A1A1A"/>
-                <w:sz w:val="18"/>
-                <w:szCs w:val="18"/>
-              </w:rPr>
               <w:t xml:space="preserve">least common multiple (LCM)</w:t>
             </w:r>
             <w:r>
               <w:rPr>
                 <w:rFonts w:ascii="Avenir Next" w:hAnsi="Avenir Next" w:cs="Avenir Next" w:eastAsia="Avenir Next"/>
                 <w:color w:val="1A1A1A"/>
-                <w:sz w:val="18"/>
+                <w:sz w:val="22"/>
                 <w:szCs w:val="18"/>
               </w:rPr>
               <w:t xml:space="preserve"> is the smallest multiple above 0 that two numbers share.</w:t>
@@ -298,7 +300,7 @@
               <w:tabs>
                 <w:tab w:val="left" w:pos="284"/>
               </w:tabs>
-              <w:spacing w:before="0" w:after="16" w:line="250" w:lineRule="auto"/>
+              <w:spacing w:before="0" w:after="10" w:line="250" w:lineRule="auto"/>
               <w:ind w:left="284" w:hanging="284"/>
             </w:pPr>
             <w:r>
@@ -306,44 +308,44 @@
                 <w:rFonts w:ascii="Avenir Next" w:hAnsi="Avenir Next" w:cs="Avenir Next" w:eastAsia="Avenir Next"/>
                 <w:b/>
                 <w:color w:val="003A70"/>
+                <w:sz w:val="22"/>
+                <w:szCs w:val="18"/>
+              </w:rPr>
+              <w:t xml:space="preserve">•</w:t>
+            </w:r>
+            <w:r>
+              <w:rPr>
+                <w:rFonts w:ascii="Avenir Next" w:hAnsi="Avenir Next" w:cs="Avenir Next" w:eastAsia="Avenir Next"/>
+                <w:color w:val="1A1A1A"/>
                 <w:sz w:val="18"/>
                 <w:szCs w:val="18"/>
               </w:rPr>
-              <w:t xml:space="preserve">•</w:t>
-            </w:r>
-            <w:r>
-              <w:rPr>
-                <w:rFonts w:ascii="Avenir Next" w:hAnsi="Avenir Next" w:cs="Avenir Next" w:eastAsia="Avenir Next"/>
-                <w:color w:val="1A1A1A"/>
-                <w:sz w:val="18"/>
+              <w:tab/>
+            </w:r>
+            <w:r>
+              <w:rPr>
+                <w:rFonts w:ascii="Avenir Next" w:hAnsi="Avenir Next" w:cs="Avenir Next" w:eastAsia="Avenir Next"/>
+                <w:color w:val="1A1A1A"/>
+                <w:sz w:val="22"/>
                 <w:szCs w:val="18"/>
               </w:rPr>
-              <w:tab/>
-            </w:r>
-            <w:r>
-              <w:rPr>
-                <w:rFonts w:ascii="Avenir Next" w:hAnsi="Avenir Next" w:cs="Avenir Next" w:eastAsia="Avenir Next"/>
-                <w:color w:val="1A1A1A"/>
-                <w:sz w:val="18"/>
+              <w:t xml:space="preserve">Watch out: 8 × 10 = 80 is a common multiple, but it is </w:t>
+            </w:r>
+            <w:r>
+              <w:rPr>
+                <w:rFonts w:ascii="Avenir Next" w:hAnsi="Avenir Next" w:cs="Avenir Next" w:eastAsia="Avenir Next"/>
+                <w:b/>
+                <w:color w:val="1A1A1A"/>
+                <w:sz w:val="22"/>
                 <w:szCs w:val="18"/>
               </w:rPr>
-              <w:t xml:space="preserve">Watch out: 8 × 10 = 80 is a common multiple, but it is </w:t>
-            </w:r>
-            <w:r>
-              <w:rPr>
-                <w:rFonts w:ascii="Avenir Next" w:hAnsi="Avenir Next" w:cs="Avenir Next" w:eastAsia="Avenir Next"/>
-                <w:b/>
-                <w:color w:val="1A1A1A"/>
-                <w:sz w:val="18"/>
-                <w:szCs w:val="18"/>
-              </w:rPr>
               <w:t xml:space="preserve">not always the least</w:t>
             </w:r>
             <w:r>
               <w:rPr>
                 <w:rFonts w:ascii="Avenir Next" w:hAnsi="Avenir Next" w:cs="Avenir Next" w:eastAsia="Avenir Next"/>
                 <w:color w:val="1A1A1A"/>
-                <w:sz w:val="18"/>
+                <w:sz w:val="22"/>
                 <w:szCs w:val="18"/>
               </w:rPr>
               <w:t xml:space="preserve">.</w:t>
@@ -358,7 +360,8 @@
           </w:tcPr>
           <w:p>
             <w:pPr>
-              <w:spacing w:before="0" w:after="40" w:line="264" w:lineRule="auto"/>
+              <w:pStyle w:val="Heading2"/>
+              <w:spacing w:before="0" w:after="24" w:line="264" w:lineRule="auto"/>
             </w:pPr>
             <w:r>
               <w:rPr>
@@ -374,13 +377,13 @@
           </w:p>
           <w:p>
             <w:pPr>
-              <w:spacing w:before="0" w:after="40" w:line="252" w:lineRule="auto"/>
-            </w:pPr>
-            <w:r>
-              <w:rPr>
-                <w:rFonts w:ascii="Avenir Next" w:hAnsi="Avenir Next" w:cs="Avenir Next" w:eastAsia="Avenir Next"/>
-                <w:color w:val="1A1A1A"/>
-                <w:sz w:val="17"/>
+              <w:spacing w:before="0" w:after="24" w:line="252" w:lineRule="auto"/>
+            </w:pPr>
+            <w:r>
+              <w:rPr>
+                <w:rFonts w:ascii="Avenir Next" w:hAnsi="Avenir Next" w:cs="Avenir Next" w:eastAsia="Avenir Next"/>
+                <w:color w:val="1A1A1A"/>
+                <w:sz w:val="22"/>
                 <w:szCs w:val="17"/>
               </w:rPr>
               <w:t xml:space="preserve">A library van visits every 8 days and an art cart every 10 days. Both visit today. When do both visit again?</w:t>
@@ -391,7 +394,7 @@
               <w:tabs>
                 <w:tab w:val="left" w:pos="700"/>
               </w:tabs>
-              <w:spacing w:before="0" w:after="20" w:line="252" w:lineRule="auto"/>
+              <w:spacing w:before="0" w:after="12" w:line="252" w:lineRule="auto"/>
               <w:ind w:left="700" w:hanging="700"/>
             </w:pPr>
             <w:r>
@@ -399,25 +402,25 @@
                 <w:rFonts w:ascii="Avenir Next" w:hAnsi="Avenir Next" w:cs="Avenir Next" w:eastAsia="Avenir Next"/>
                 <w:b/>
                 <w:color w:val="003A70"/>
+                <w:sz w:val="22"/>
+                <w:szCs w:val="17"/>
+              </w:rPr>
+              <w:t xml:space="preserve">Step 1</w:t>
+            </w:r>
+            <w:r>
+              <w:rPr>
+                <w:rFonts w:ascii="Avenir Next" w:hAnsi="Avenir Next" w:cs="Avenir Next" w:eastAsia="Avenir Next"/>
+                <w:color w:val="1A1A1A"/>
                 <w:sz w:val="17"/>
                 <w:szCs w:val="17"/>
               </w:rPr>
-              <w:t xml:space="preserve">Step 1</w:t>
-            </w:r>
-            <w:r>
-              <w:rPr>
-                <w:rFonts w:ascii="Avenir Next" w:hAnsi="Avenir Next" w:cs="Avenir Next" w:eastAsia="Avenir Next"/>
-                <w:color w:val="1A1A1A"/>
-                <w:sz w:val="17"/>
-                <w:szCs w:val="17"/>
-              </w:rPr>
               <w:tab/>
             </w:r>
             <w:r>
               <w:rPr>
                 <w:rFonts w:ascii="Avenir Next" w:hAnsi="Avenir Next" w:cs="Avenir Next" w:eastAsia="Avenir Next"/>
                 <w:color w:val="1A1A1A"/>
-                <w:sz w:val="17"/>
+                <w:sz w:val="22"/>
                 <w:szCs w:val="17"/>
               </w:rPr>
               <w:t xml:space="preserve">Multiples of 8: 8, 16, 24, 32, 40.</w:t>
@@ -428,7 +431,7 @@
               <w:tabs>
                 <w:tab w:val="left" w:pos="700"/>
               </w:tabs>
-              <w:spacing w:before="0" w:after="20" w:line="252" w:lineRule="auto"/>
+              <w:spacing w:before="0" w:after="12" w:line="252" w:lineRule="auto"/>
               <w:ind w:left="700" w:hanging="700"/>
             </w:pPr>
             <w:r>
@@ -436,25 +439,25 @@
                 <w:rFonts w:ascii="Avenir Next" w:hAnsi="Avenir Next" w:cs="Avenir Next" w:eastAsia="Avenir Next"/>
                 <w:b/>
                 <w:color w:val="003A70"/>
+                <w:sz w:val="22"/>
+                <w:szCs w:val="17"/>
+              </w:rPr>
+              <w:t xml:space="preserve">Step 2</w:t>
+            </w:r>
+            <w:r>
+              <w:rPr>
+                <w:rFonts w:ascii="Avenir Next" w:hAnsi="Avenir Next" w:cs="Avenir Next" w:eastAsia="Avenir Next"/>
+                <w:color w:val="1A1A1A"/>
                 <w:sz w:val="17"/>
                 <w:szCs w:val="17"/>
               </w:rPr>
-              <w:t xml:space="preserve">Step 2</w:t>
-            </w:r>
-            <w:r>
-              <w:rPr>
-                <w:rFonts w:ascii="Avenir Next" w:hAnsi="Avenir Next" w:cs="Avenir Next" w:eastAsia="Avenir Next"/>
-                <w:color w:val="1A1A1A"/>
-                <w:sz w:val="17"/>
-                <w:szCs w:val="17"/>
-              </w:rPr>
               <w:tab/>
             </w:r>
             <w:r>
               <w:rPr>
                 <w:rFonts w:ascii="Avenir Next" w:hAnsi="Avenir Next" w:cs="Avenir Next" w:eastAsia="Avenir Next"/>
                 <w:color w:val="1A1A1A"/>
-                <w:sz w:val="17"/>
+                <w:sz w:val="22"/>
                 <w:szCs w:val="17"/>
               </w:rPr>
               <w:t xml:space="preserve">Multiples of 10: 10, 20, 30, 40.</w:t>
@@ -465,7 +468,7 @@
               <w:tabs>
                 <w:tab w:val="left" w:pos="700"/>
               </w:tabs>
-              <w:spacing w:before="0" w:after="20" w:line="252" w:lineRule="auto"/>
+              <w:spacing w:before="0" w:after="12" w:line="252" w:lineRule="auto"/>
               <w:ind w:left="700" w:hanging="700"/>
             </w:pPr>
             <w:r>
@@ -473,25 +476,25 @@
                 <w:rFonts w:ascii="Avenir Next" w:hAnsi="Avenir Next" w:cs="Avenir Next" w:eastAsia="Avenir Next"/>
                 <w:b/>
                 <w:color w:val="003A70"/>
+                <w:sz w:val="22"/>
+                <w:szCs w:val="17"/>
+              </w:rPr>
+              <w:t xml:space="preserve">Step 3</w:t>
+            </w:r>
+            <w:r>
+              <w:rPr>
+                <w:rFonts w:ascii="Avenir Next" w:hAnsi="Avenir Next" w:cs="Avenir Next" w:eastAsia="Avenir Next"/>
+                <w:color w:val="1A1A1A"/>
                 <w:sz w:val="17"/>
                 <w:szCs w:val="17"/>
               </w:rPr>
-              <w:t xml:space="preserve">Step 3</w:t>
-            </w:r>
-            <w:r>
-              <w:rPr>
-                <w:rFonts w:ascii="Avenir Next" w:hAnsi="Avenir Next" w:cs="Avenir Next" w:eastAsia="Avenir Next"/>
-                <w:color w:val="1A1A1A"/>
-                <w:sz w:val="17"/>
-                <w:szCs w:val="17"/>
-              </w:rPr>
               <w:tab/>
             </w:r>
             <w:r>
               <w:rPr>
                 <w:rFonts w:ascii="Avenir Next" w:hAnsi="Avenir Next" w:cs="Avenir Next" w:eastAsia="Avenir Next"/>
                 <w:color w:val="1A1A1A"/>
-                <w:sz w:val="17"/>
+                <w:sz w:val="22"/>
                 <w:szCs w:val="17"/>
               </w:rPr>
               <w:t xml:space="preserve">The first number on both lists is 40.</w:t>
@@ -502,26 +505,26 @@
               <w:tabs>
                 <w:tab w:val="left" w:pos="700"/>
               </w:tabs>
-              <w:spacing w:before="20" w:after="0" w:line="252" w:lineRule="auto"/>
+              <w:spacing w:before="12" w:after="0" w:line="252" w:lineRule="auto"/>
               <w:ind w:left="700" w:hanging="700"/>
             </w:pPr>
             <w:r>
               <w:rPr>
                 <w:rFonts w:ascii="Avenir Next" w:hAnsi="Avenir Next" w:cs="Avenir Next" w:eastAsia="Avenir Next"/>
                 <w:b/>
+                <w:color w:val="1A1A1A"/>
+                <w:sz w:val="22"/>
+                <w:szCs w:val="17"/>
+              </w:rPr>
+              <w:t xml:space="preserve">Answer</w:t>
+            </w:r>
+            <w:r>
+              <w:rPr>
+                <w:rFonts w:ascii="Avenir Next" w:hAnsi="Avenir Next" w:cs="Avenir Next" w:eastAsia="Avenir Next"/>
                 <w:color w:val="1A1A1A"/>
                 <w:sz w:val="17"/>
                 <w:szCs w:val="17"/>
               </w:rPr>
-              <w:t xml:space="preserve">Answer</w:t>
-            </w:r>
-            <w:r>
-              <w:rPr>
-                <w:rFonts w:ascii="Avenir Next" w:hAnsi="Avenir Next" w:cs="Avenir Next" w:eastAsia="Avenir Next"/>
-                <w:color w:val="1A1A1A"/>
-                <w:sz w:val="17"/>
-                <w:szCs w:val="17"/>
-              </w:rPr>
               <w:tab/>
             </w:r>
             <w:r>
@@ -529,7 +532,7 @@
                 <w:rFonts w:ascii="Avenir Next" w:hAnsi="Avenir Next" w:cs="Avenir Next" w:eastAsia="Avenir Next"/>
                 <w:b/>
                 <w:color w:val="1A1A1A"/>
-                <w:sz w:val="17"/>
+                <w:sz w:val="22"/>
                 <w:szCs w:val="17"/>
               </w:rPr>
               <w:t xml:space="preserve">LCM = 40, so in 40 days</w:t>
@@ -540,7 +543,7 @@
     </w:tbl>
     <w:p>
       <w:pPr>
-        <w:spacing w:before="60" w:after="0" w:line="252" w:lineRule="auto"/>
+        <w:spacing w:before="36" w:after="0" w:line="252" w:lineRule="auto"/>
       </w:pPr>
       <w:r>
         <w:rPr>
@@ -558,7 +561,7 @@
           <w:rFonts w:ascii="Avenir Next" w:hAnsi="Avenir Next" w:cs="Avenir Next" w:eastAsia="Avenir Next"/>
           <w:b/>
           <w:color w:val="1A1A1A"/>
-          <w:sz w:val="17"/>
+          <w:sz w:val="22"/>
           <w:szCs w:val="17"/>
         </w:rPr>
         <w:t xml:space="preserve">multiple</w:t>
@@ -568,7 +571,7 @@
           <w:rFonts w:ascii="Avenir Next" w:hAnsi="Avenir Next" w:cs="Avenir Next" w:eastAsia="Avenir Next"/>
           <w:i/>
           <w:color w:val="5A5F66"/>
-          <w:sz w:val="17"/>
+          <w:sz w:val="22"/>
           <w:szCs w:val="17"/>
         </w:rPr>
         <w:t xml:space="preserve"> (múltiplo)</w:t>
@@ -577,7 +580,7 @@
         <w:rPr>
           <w:rFonts w:ascii="Avenir Next" w:hAnsi="Avenir Next" w:cs="Avenir Next" w:eastAsia="Avenir Next"/>
           <w:color w:val="5A5F66"/>
-          <w:sz w:val="17"/>
+          <w:sz w:val="22"/>
           <w:szCs w:val="17"/>
         </w:rPr>
         <w:t xml:space="preserve">   ·   </w:t>
@@ -587,7 +590,7 @@
           <w:rFonts w:ascii="Avenir Next" w:hAnsi="Avenir Next" w:cs="Avenir Next" w:eastAsia="Avenir Next"/>
           <w:b/>
           <w:color w:val="1A1A1A"/>
-          <w:sz w:val="17"/>
+          <w:sz w:val="22"/>
           <w:szCs w:val="17"/>
         </w:rPr>
         <w:t xml:space="preserve">common multiple</w:t>
@@ -597,7 +600,7 @@
           <w:rFonts w:ascii="Avenir Next" w:hAnsi="Avenir Next" w:cs="Avenir Next" w:eastAsia="Avenir Next"/>
           <w:i/>
           <w:color w:val="5A5F66"/>
-          <w:sz w:val="17"/>
+          <w:sz w:val="22"/>
           <w:szCs w:val="17"/>
         </w:rPr>
         <w:t xml:space="preserve"> (múltiplo común)</w:t>
@@ -606,7 +609,7 @@
         <w:rPr>
           <w:rFonts w:ascii="Avenir Next" w:hAnsi="Avenir Next" w:cs="Avenir Next" w:eastAsia="Avenir Next"/>
           <w:color w:val="5A5F66"/>
-          <w:sz w:val="17"/>
+          <w:sz w:val="22"/>
           <w:szCs w:val="17"/>
         </w:rPr>
         <w:t xml:space="preserve">   ·   </w:t>
@@ -616,7 +619,7 @@
           <w:rFonts w:ascii="Avenir Next" w:hAnsi="Avenir Next" w:cs="Avenir Next" w:eastAsia="Avenir Next"/>
           <w:b/>
           <w:color w:val="1A1A1A"/>
-          <w:sz w:val="17"/>
+          <w:sz w:val="22"/>
           <w:szCs w:val="17"/>
         </w:rPr>
         <w:t xml:space="preserve">least common multiple</w:t>
@@ -626,7 +629,7 @@
           <w:rFonts w:ascii="Avenir Next" w:hAnsi="Avenir Next" w:cs="Avenir Next" w:eastAsia="Avenir Next"/>
           <w:i/>
           <w:color w:val="5A5F66"/>
-          <w:sz w:val="17"/>
+          <w:sz w:val="22"/>
           <w:szCs w:val="17"/>
         </w:rPr>
         <w:t xml:space="preserve"> (mínimo común múltiplo)</w:t>
@@ -634,6 +637,7 @@
     </w:p>
     <w:p>
       <w:pPr>
+        <w:pStyle w:val="Heading2"/>
         <w:keepNext/>
         <w:pBdr>
           <w:bottom w:val="single" w:sz="8" w:space="3" w:color="003A70"/>
@@ -641,7 +645,7 @@
         <w:tabs>
           <w:tab w:val="right" w:pos="9504"/>
         </w:tabs>
-        <w:spacing w:before="90" w:after="50" w:line="240" w:lineRule="auto"/>
+        <w:spacing w:before="54" w:after="30" w:line="240" w:lineRule="auto"/>
       </w:pPr>
       <w:r>
         <w:rPr>
@@ -649,7 +653,7 @@
           <w:b/>
           <w:color w:val="003A70"/>
           <w:spacing w:val="14"/>
-          <w:sz w:val="19"/>
+          <w:sz w:val="22"/>
           <w:szCs w:val="19"/>
         </w:rPr>
         <w:t xml:space="preserve">PRACTICE</w:t>
@@ -668,7 +672,7 @@
           <w:rFonts w:ascii="Avenir Next" w:hAnsi="Avenir Next" w:cs="Avenir Next" w:eastAsia="Avenir Next"/>
           <w:i/>
           <w:color w:val="5A5F66"/>
-          <w:sz w:val="17"/>
+          <w:sz w:val="22"/>
           <w:szCs w:val="17"/>
         </w:rPr>
         <w:t xml:space="preserve">show your work · label units</w:t>
@@ -676,7 +680,7 @@
     </w:p>
     <w:p>
       <w:pPr>
-        <w:spacing w:before="0" w:after="0" w:line="20" w:lineRule="exact"/>
+        <w:spacing w:before="0" w:after="0" w:line="50" w:lineRule="exact"/>
       </w:pPr>
     </w:p>
     <w:tbl>
@@ -718,7 +722,7 @@
               <w:tabs>
                 <w:tab w:val="left" w:pos="432"/>
               </w:tabs>
-              <w:spacing w:before="90" w:after="40" w:line="268" w:lineRule="auto"/>
+              <w:spacing w:before="54" w:after="24" w:line="268" w:lineRule="auto"/>
               <w:ind w:left="432" w:hanging="432"/>
             </w:pPr>
             <w:r>
@@ -726,25 +730,25 @@
                 <w:rFonts w:ascii="Avenir Next" w:hAnsi="Avenir Next" w:cs="Avenir Next" w:eastAsia="Avenir Next"/>
                 <w:b/>
                 <w:color w:val="1A1A1A"/>
+                <w:sz w:val="22"/>
+                <w:szCs w:val="20"/>
+              </w:rPr>
+              <w:t xml:space="preserve">1.</w:t>
+            </w:r>
+            <w:r>
+              <w:rPr>
+                <w:rFonts w:ascii="Avenir Next" w:hAnsi="Avenir Next" w:cs="Avenir Next" w:eastAsia="Avenir Next"/>
+                <w:color w:val="1A1A1A"/>
                 <w:sz w:val="20"/>
                 <w:szCs w:val="20"/>
               </w:rPr>
-              <w:t xml:space="preserve">1.</w:t>
-            </w:r>
-            <w:r>
-              <w:rPr>
-                <w:rFonts w:ascii="Avenir Next" w:hAnsi="Avenir Next" w:cs="Avenir Next" w:eastAsia="Avenir Next"/>
-                <w:color w:val="1A1A1A"/>
-                <w:sz w:val="20"/>
-                <w:szCs w:val="20"/>
-              </w:rPr>
               <w:tab/>
             </w:r>
             <w:r>
               <w:rPr>
                 <w:rFonts w:ascii="Avenir Next" w:hAnsi="Avenir Next" w:cs="Avenir Next" w:eastAsia="Avenir Next"/>
                 <w:color w:val="1A1A1A"/>
-                <w:sz w:val="20"/>
+                <w:sz w:val="22"/>
                 <w:szCs w:val="20"/>
               </w:rPr>
               <w:t xml:space="preserve">Find the LCM of each pair.</w:t>
@@ -799,7 +803,7 @@
                       <w:rFonts w:ascii="Avenir Next" w:hAnsi="Avenir Next" w:cs="Avenir Next" w:eastAsia="Avenir Next"/>
                       <w:b/>
                       <w:color w:val="003A70"/>
-                      <w:sz w:val="20"/>
+                      <w:sz w:val="22"/>
                       <w:szCs w:val="20"/>
                     </w:rPr>
                     <w:t xml:space="preserve">a.</w:t>
@@ -817,7 +821,7 @@
                     <w:rPr>
                       <w:rFonts w:ascii="Avenir Next" w:hAnsi="Avenir Next" w:cs="Avenir Next" w:eastAsia="Avenir Next"/>
                       <w:color w:val="1A1A1A"/>
-                      <w:sz w:val="20"/>
+                      <w:sz w:val="22"/>
                       <w:szCs w:val="20"/>
                     </w:rPr>
                     <w:t xml:space="preserve">7 and 4</w:t>
@@ -861,7 +865,7 @@
                       <w:rFonts w:ascii="Avenir Next" w:hAnsi="Avenir Next" w:cs="Avenir Next" w:eastAsia="Avenir Next"/>
                       <w:b/>
                       <w:color w:val="003A70"/>
-                      <w:sz w:val="20"/>
+                      <w:sz w:val="22"/>
                       <w:szCs w:val="20"/>
                     </w:rPr>
                     <w:t xml:space="preserve">b.</w:t>
@@ -879,7 +883,7 @@
                     <w:rPr>
                       <w:rFonts w:ascii="Avenir Next" w:hAnsi="Avenir Next" w:cs="Avenir Next" w:eastAsia="Avenir Next"/>
                       <w:color w:val="1A1A1A"/>
-                      <w:sz w:val="20"/>
+                      <w:sz w:val="22"/>
                       <w:szCs w:val="20"/>
                     </w:rPr>
                     <w:t xml:space="preserve">8 and 12</w:t>
@@ -929,7 +933,7 @@
                       <w:rFonts w:ascii="Avenir Next" w:hAnsi="Avenir Next" w:cs="Avenir Next" w:eastAsia="Avenir Next"/>
                       <w:b/>
                       <w:color w:val="003A70"/>
-                      <w:sz w:val="20"/>
+                      <w:sz w:val="22"/>
                       <w:szCs w:val="20"/>
                     </w:rPr>
                     <w:t xml:space="preserve">c.</w:t>
@@ -947,7 +951,7 @@
                     <w:rPr>
                       <w:rFonts w:ascii="Avenir Next" w:hAnsi="Avenir Next" w:cs="Avenir Next" w:eastAsia="Avenir Next"/>
                       <w:color w:val="1A1A1A"/>
-                      <w:sz w:val="20"/>
+                      <w:sz w:val="22"/>
                       <w:szCs w:val="20"/>
                     </w:rPr>
                     <w:t xml:space="preserve">6 and 9</w:t>
@@ -991,7 +995,7 @@
                       <w:rFonts w:ascii="Avenir Next" w:hAnsi="Avenir Next" w:cs="Avenir Next" w:eastAsia="Avenir Next"/>
                       <w:b/>
                       <w:color w:val="003A70"/>
-                      <w:sz w:val="20"/>
+                      <w:sz w:val="22"/>
                       <w:szCs w:val="20"/>
                     </w:rPr>
                     <w:t xml:space="preserve">d.</w:t>
@@ -1009,7 +1013,7 @@
                     <w:rPr>
                       <w:rFonts w:ascii="Avenir Next" w:hAnsi="Avenir Next" w:cs="Avenir Next" w:eastAsia="Avenir Next"/>
                       <w:color w:val="1A1A1A"/>
-                      <w:sz w:val="20"/>
+                      <w:sz w:val="22"/>
                       <w:szCs w:val="20"/>
                     </w:rPr>
                     <w:t xml:space="preserve">4 and 10</w:t>
@@ -1039,7 +1043,7 @@
           </w:tbl>
           <w:p>
             <w:pPr>
-              <w:spacing w:before="0" w:after="0" w:line="24" w:lineRule="auto"/>
+              <w:spacing w:before="0" w:after="0" w:line="50" w:lineRule="exact"/>
             </w:pPr>
           </w:p>
         </w:tc>
@@ -1047,12 +1051,12 @@
     </w:tbl>
     <w:p>
       <w:pPr>
-        <w:spacing w:before="0" w:after="0" w:line="20" w:lineRule="exact"/>
+        <w:spacing w:before="0" w:after="0" w:line="50" w:lineRule="exact"/>
       </w:pPr>
     </w:p>
     <w:p>
       <w:pPr>
-        <w:spacing w:before="0" w:after="0" w:line="20" w:lineRule="exact"/>
+        <w:spacing w:before="0" w:after="0" w:line="50" w:lineRule="exact"/>
       </w:pPr>
     </w:p>
     <w:tbl>
@@ -1094,7 +1098,7 @@
               <w:tabs>
                 <w:tab w:val="left" w:pos="432"/>
               </w:tabs>
-              <w:spacing w:before="90" w:after="40" w:line="268" w:lineRule="auto"/>
+              <w:spacing w:before="54" w:after="24" w:line="268" w:lineRule="auto"/>
               <w:ind w:left="432" w:hanging="432"/>
             </w:pPr>
             <w:r>
@@ -1102,18 +1106,18 @@
                 <w:rFonts w:ascii="Avenir Next" w:hAnsi="Avenir Next" w:cs="Avenir Next" w:eastAsia="Avenir Next"/>
                 <w:b/>
                 <w:color w:val="1A1A1A"/>
+                <w:sz w:val="22"/>
+                <w:szCs w:val="20"/>
+              </w:rPr>
+              <w:t xml:space="preserve">2.</w:t>
+            </w:r>
+            <w:r>
+              <w:rPr>
+                <w:rFonts w:ascii="Avenir Next" w:hAnsi="Avenir Next" w:cs="Avenir Next" w:eastAsia="Avenir Next"/>
+                <w:color w:val="1A1A1A"/>
                 <w:sz w:val="20"/>
                 <w:szCs w:val="20"/>
               </w:rPr>
-              <w:t xml:space="preserve">2.</w:t>
-            </w:r>
-            <w:r>
-              <w:rPr>
-                <w:rFonts w:ascii="Avenir Next" w:hAnsi="Avenir Next" w:cs="Avenir Next" w:eastAsia="Avenir Next"/>
-                <w:color w:val="1A1A1A"/>
-                <w:sz w:val="20"/>
-                <w:szCs w:val="20"/>
-              </w:rPr>
               <w:tab/>
             </w:r>
             <w:r>
@@ -1121,7 +1125,7 @@
                 <w:rFonts w:ascii="Avenir Next" w:hAnsi="Avenir Next" w:cs="Avenir Next" w:eastAsia="Avenir Next"/>
                 <w:b/>
                 <w:color w:val="1A1A1A"/>
-                <w:sz w:val="20"/>
+                <w:sz w:val="22"/>
                 <w:szCs w:val="20"/>
               </w:rPr>
               <w:t xml:space="preserve">Two Buses.  </w:t>
@@ -1130,7 +1134,7 @@
               <w:rPr>
                 <w:rFonts w:ascii="Avenir Next" w:hAnsi="Avenir Next" w:cs="Avenir Next" w:eastAsia="Avenir Next"/>
                 <w:color w:val="1A1A1A"/>
-                <w:sz w:val="20"/>
+                <w:sz w:val="22"/>
                 <w:szCs w:val="20"/>
               </w:rPr>
               <w:t xml:space="preserve">A red bus reaches a stop every 15 minutes. A blue bus reaches the same stop every 20 minutes. Both are at the stop now.</w:t>
@@ -1142,7 +1146,7 @@
               <w:tabs>
                 <w:tab w:val="left" w:pos="772"/>
               </w:tabs>
-              <w:spacing w:before="0" w:after="60" w:line="276" w:lineRule="auto"/>
+              <w:spacing w:before="0" w:after="36" w:line="276" w:lineRule="auto"/>
               <w:ind w:left="772" w:hanging="340"/>
             </w:pPr>
             <w:r>
@@ -1150,10 +1154,28 @@
                 <w:rFonts w:ascii="Avenir Next" w:hAnsi="Avenir Next" w:cs="Avenir Next" w:eastAsia="Avenir Next"/>
                 <w:b/>
                 <w:color w:val="003A70"/>
+                <w:sz w:val="22"/>
+                <w:szCs w:val="20"/>
+              </w:rPr>
+              <w:t xml:space="preserve">a.</w:t>
+            </w:r>
+            <w:r>
+              <w:rPr>
+                <w:rFonts w:ascii="Avenir Next" w:hAnsi="Avenir Next" w:cs="Avenir Next" w:eastAsia="Avenir Next"/>
+                <w:color w:val="1A1A1A"/>
                 <w:sz w:val="20"/>
                 <w:szCs w:val="20"/>
               </w:rPr>
-              <w:t xml:space="preserve">a.</w:t>
+              <w:tab/>
+            </w:r>
+            <w:r>
+              <w:rPr>
+                <w:rFonts w:ascii="Avenir Next" w:hAnsi="Avenir Next" w:cs="Avenir Next" w:eastAsia="Avenir Next"/>
+                <w:color w:val="1A1A1A"/>
+                <w:sz w:val="22"/>
+                <w:szCs w:val="20"/>
+              </w:rPr>
+              <w:t xml:space="preserve">Multiples of 15: </w:t>
             </w:r>
             <w:r>
               <w:rPr>
@@ -1161,24 +1183,6 @@
                 <w:color w:val="1A1A1A"/>
                 <w:sz w:val="20"/>
                 <w:szCs w:val="20"/>
-              </w:rPr>
-              <w:tab/>
-            </w:r>
-            <w:r>
-              <w:rPr>
-                <w:rFonts w:ascii="Avenir Next" w:hAnsi="Avenir Next" w:cs="Avenir Next" w:eastAsia="Avenir Next"/>
-                <w:color w:val="1A1A1A"/>
-                <w:sz w:val="20"/>
-                <w:szCs w:val="20"/>
-              </w:rPr>
-              <w:t xml:space="preserve">Multiples of 15: </w:t>
-            </w:r>
-            <w:r>
-              <w:rPr>
-                <w:rFonts w:ascii="Avenir Next" w:hAnsi="Avenir Next" w:cs="Avenir Next" w:eastAsia="Avenir Next"/>
-                <w:color w:val="1A1A1A"/>
-                <w:sz w:val="20"/>
-                <w:szCs w:val="20"/>
                 <w:u w:val="single"/>
               </w:rPr>
               <w:t xml:space="preserve">                      </w:t>
@@ -1187,7 +1191,7 @@
               <w:rPr>
                 <w:rFonts w:ascii="Avenir Next" w:hAnsi="Avenir Next" w:cs="Avenir Next" w:eastAsia="Avenir Next"/>
                 <w:color w:val="1A1A1A"/>
-                <w:sz w:val="20"/>
+                <w:sz w:val="22"/>
                 <w:szCs w:val="20"/>
               </w:rPr>
               <w:t xml:space="preserve">  Multiples of 20: </w:t>
@@ -1209,7 +1213,7 @@
               <w:tabs>
                 <w:tab w:val="left" w:pos="772"/>
               </w:tabs>
-              <w:spacing w:before="0" w:after="60" w:line="276" w:lineRule="auto"/>
+              <w:spacing w:before="0" w:after="36" w:line="276" w:lineRule="auto"/>
               <w:ind w:left="772" w:hanging="340"/>
             </w:pPr>
             <w:r>
@@ -1217,10 +1221,28 @@
                 <w:rFonts w:ascii="Avenir Next" w:hAnsi="Avenir Next" w:cs="Avenir Next" w:eastAsia="Avenir Next"/>
                 <w:b/>
                 <w:color w:val="003A70"/>
+                <w:sz w:val="22"/>
+                <w:szCs w:val="20"/>
+              </w:rPr>
+              <w:t xml:space="preserve">b.</w:t>
+            </w:r>
+            <w:r>
+              <w:rPr>
+                <w:rFonts w:ascii="Avenir Next" w:hAnsi="Avenir Next" w:cs="Avenir Next" w:eastAsia="Avenir Next"/>
+                <w:color w:val="1A1A1A"/>
                 <w:sz w:val="20"/>
                 <w:szCs w:val="20"/>
               </w:rPr>
-              <w:t xml:space="preserve">b.</w:t>
+              <w:tab/>
+            </w:r>
+            <w:r>
+              <w:rPr>
+                <w:rFonts w:ascii="Avenir Next" w:hAnsi="Avenir Next" w:cs="Avenir Next" w:eastAsia="Avenir Next"/>
+                <w:color w:val="1A1A1A"/>
+                <w:sz w:val="22"/>
+                <w:szCs w:val="20"/>
+              </w:rPr>
+              <w:t xml:space="preserve">Minutes until both buses are there again:</w:t>
             </w:r>
             <w:r>
               <w:rPr>
@@ -1229,7 +1251,7 @@
                 <w:sz w:val="20"/>
                 <w:szCs w:val="20"/>
               </w:rPr>
-              <w:tab/>
+              <w:t xml:space="preserve">  </w:t>
             </w:r>
             <w:r>
               <w:rPr>
@@ -1237,24 +1259,6 @@
                 <w:color w:val="1A1A1A"/>
                 <w:sz w:val="20"/>
                 <w:szCs w:val="20"/>
-              </w:rPr>
-              <w:t xml:space="preserve">Minutes until both buses are there again:</w:t>
-            </w:r>
-            <w:r>
-              <w:rPr>
-                <w:rFonts w:ascii="Avenir Next" w:hAnsi="Avenir Next" w:cs="Avenir Next" w:eastAsia="Avenir Next"/>
-                <w:color w:val="1A1A1A"/>
-                <w:sz w:val="20"/>
-                <w:szCs w:val="20"/>
-              </w:rPr>
-              <w:t xml:space="preserve">  </w:t>
-            </w:r>
-            <w:r>
-              <w:rPr>
-                <w:rFonts w:ascii="Avenir Next" w:hAnsi="Avenir Next" w:cs="Avenir Next" w:eastAsia="Avenir Next"/>
-                <w:color w:val="1A1A1A"/>
-                <w:sz w:val="20"/>
-                <w:szCs w:val="20"/>
                 <w:u w:val="single"/>
               </w:rPr>
               <w:t xml:space="preserve">                </w:t>
@@ -1263,7 +1267,7 @@
               <w:rPr>
                 <w:rFonts w:ascii="Avenir Next" w:hAnsi="Avenir Next" w:cs="Avenir Next" w:eastAsia="Avenir Next"/>
                 <w:color w:val="1A1A1A"/>
-                <w:sz w:val="20"/>
+                <w:sz w:val="22"/>
                 <w:szCs w:val="20"/>
               </w:rPr>
               <w:t xml:space="preserve"> min</w:t>
@@ -1274,12 +1278,12 @@
     </w:tbl>
     <w:p>
       <w:pPr>
-        <w:spacing w:before="0" w:after="0" w:line="20" w:lineRule="exact"/>
+        <w:spacing w:before="0" w:after="0" w:line="50" w:lineRule="exact"/>
       </w:pPr>
     </w:p>
     <w:p>
       <w:pPr>
-        <w:spacing w:before="0" w:after="0" w:line="20" w:lineRule="exact"/>
+        <w:spacing w:before="0" w:after="0" w:line="50" w:lineRule="exact"/>
       </w:pPr>
     </w:p>
     <w:tbl>
@@ -1321,7 +1325,7 @@
               <w:tabs>
                 <w:tab w:val="left" w:pos="432"/>
               </w:tabs>
-              <w:spacing w:before="90" w:after="40" w:line="268" w:lineRule="auto"/>
+              <w:spacing w:before="54" w:after="24" w:line="268" w:lineRule="auto"/>
               <w:ind w:left="432" w:hanging="432"/>
             </w:pPr>
             <w:r>
@@ -1329,18 +1333,18 @@
                 <w:rFonts w:ascii="Avenir Next" w:hAnsi="Avenir Next" w:cs="Avenir Next" w:eastAsia="Avenir Next"/>
                 <w:b/>
                 <w:color w:val="1A1A1A"/>
+                <w:sz w:val="22"/>
+                <w:szCs w:val="20"/>
+              </w:rPr>
+              <w:t xml:space="preserve">3.</w:t>
+            </w:r>
+            <w:r>
+              <w:rPr>
+                <w:rFonts w:ascii="Avenir Next" w:hAnsi="Avenir Next" w:cs="Avenir Next" w:eastAsia="Avenir Next"/>
+                <w:color w:val="1A1A1A"/>
                 <w:sz w:val="20"/>
                 <w:szCs w:val="20"/>
               </w:rPr>
-              <w:t xml:space="preserve">3.</w:t>
-            </w:r>
-            <w:r>
-              <w:rPr>
-                <w:rFonts w:ascii="Avenir Next" w:hAnsi="Avenir Next" w:cs="Avenir Next" w:eastAsia="Avenir Next"/>
-                <w:color w:val="1A1A1A"/>
-                <w:sz w:val="20"/>
-                <w:szCs w:val="20"/>
-              </w:rPr>
               <w:tab/>
             </w:r>
             <w:r>
@@ -1348,7 +1352,7 @@
                 <w:rFonts w:ascii="Avenir Next" w:hAnsi="Avenir Next" w:cs="Avenir Next" w:eastAsia="Avenir Next"/>
                 <w:b/>
                 <w:color w:val="1A1A1A"/>
-                <w:sz w:val="20"/>
+                <w:sz w:val="22"/>
                 <w:szCs w:val="20"/>
               </w:rPr>
               <w:t xml:space="preserve">Cups and Lids.  </w:t>
@@ -1357,7 +1361,7 @@
               <w:rPr>
                 <w:rFonts w:ascii="Avenir Next" w:hAnsi="Avenir Next" w:cs="Avenir Next" w:eastAsia="Avenir Next"/>
                 <w:color w:val="1A1A1A"/>
-                <w:sz w:val="20"/>
+                <w:sz w:val="22"/>
                 <w:szCs w:val="20"/>
               </w:rPr>
               <w:t xml:space="preserve">Cups come in packs of 14. Lids come in packs of 21. A store wants the same number of cups and lids.</w:t>
@@ -1366,7 +1370,7 @@
           <w:p>
             <w:pPr>
               <w:keepNext/>
-              <w:spacing w:before="0" w:after="40" w:line="252" w:lineRule="auto"/>
+              <w:spacing w:before="0" w:after="24" w:line="252" w:lineRule="auto"/>
               <w:ind w:left="432"/>
             </w:pPr>
             <w:r>
@@ -1374,7 +1378,7 @@
                 <w:rFonts w:ascii="Avenir Next" w:hAnsi="Avenir Next" w:cs="Avenir Next" w:eastAsia="Avenir Next"/>
                 <w:b/>
                 <w:color w:val="003A70"/>
-                <w:sz w:val="17"/>
+                <w:sz w:val="22"/>
                 <w:szCs w:val="17"/>
               </w:rPr>
               <w:t xml:space="preserve">Hint  </w:t>
@@ -1384,7 +1388,7 @@
                 <w:rFonts w:ascii="Avenir Next" w:hAnsi="Avenir Next" w:cs="Avenir Next" w:eastAsia="Avenir Next"/>
                 <w:i/>
                 <w:color w:val="5A5F66"/>
-                <w:sz w:val="17"/>
+                <w:sz w:val="22"/>
                 <w:szCs w:val="17"/>
               </w:rPr>
               <w:t xml:space="preserve">Skip-count by 21 and stop at a multiple of 14.</w:t>
@@ -1396,7 +1400,7 @@
               <w:tabs>
                 <w:tab w:val="left" w:pos="772"/>
               </w:tabs>
-              <w:spacing w:before="0" w:after="60" w:line="276" w:lineRule="auto"/>
+              <w:spacing w:before="0" w:after="36" w:line="276" w:lineRule="auto"/>
               <w:ind w:left="772" w:hanging="340"/>
             </w:pPr>
             <w:r>
@@ -1404,25 +1408,25 @@
                 <w:rFonts w:ascii="Avenir Next" w:hAnsi="Avenir Next" w:cs="Avenir Next" w:eastAsia="Avenir Next"/>
                 <w:b/>
                 <w:color w:val="003A70"/>
+                <w:sz w:val="22"/>
+                <w:szCs w:val="20"/>
+              </w:rPr>
+              <w:t xml:space="preserve">a.</w:t>
+            </w:r>
+            <w:r>
+              <w:rPr>
+                <w:rFonts w:ascii="Avenir Next" w:hAnsi="Avenir Next" w:cs="Avenir Next" w:eastAsia="Avenir Next"/>
+                <w:color w:val="1A1A1A"/>
                 <w:sz w:val="20"/>
                 <w:szCs w:val="20"/>
               </w:rPr>
-              <w:t xml:space="preserve">a.</w:t>
-            </w:r>
-            <w:r>
-              <w:rPr>
-                <w:rFonts w:ascii="Avenir Next" w:hAnsi="Avenir Next" w:cs="Avenir Next" w:eastAsia="Avenir Next"/>
-                <w:color w:val="1A1A1A"/>
-                <w:sz w:val="20"/>
-                <w:szCs w:val="20"/>
-              </w:rPr>
               <w:tab/>
             </w:r>
             <w:r>
               <w:rPr>
                 <w:rFonts w:ascii="Avenir Next" w:hAnsi="Avenir Next" w:cs="Avenir Next" w:eastAsia="Avenir Next"/>
                 <w:color w:val="1A1A1A"/>
-                <w:sz w:val="20"/>
+                <w:sz w:val="22"/>
                 <w:szCs w:val="20"/>
               </w:rPr>
               <w:t xml:space="preserve">Fewest cups and fewest lids:</w:t>
@@ -1453,7 +1457,7 @@
               <w:tabs>
                 <w:tab w:val="left" w:pos="772"/>
               </w:tabs>
-              <w:spacing w:before="0" w:after="60" w:line="276" w:lineRule="auto"/>
+              <w:spacing w:before="0" w:after="36" w:line="276" w:lineRule="auto"/>
               <w:ind w:left="772" w:hanging="340"/>
             </w:pPr>
             <w:r>
@@ -1461,10 +1465,28 @@
                 <w:rFonts w:ascii="Avenir Next" w:hAnsi="Avenir Next" w:cs="Avenir Next" w:eastAsia="Avenir Next"/>
                 <w:b/>
                 <w:color w:val="003A70"/>
+                <w:sz w:val="22"/>
+                <w:szCs w:val="20"/>
+              </w:rPr>
+              <w:t xml:space="preserve">b.</w:t>
+            </w:r>
+            <w:r>
+              <w:rPr>
+                <w:rFonts w:ascii="Avenir Next" w:hAnsi="Avenir Next" w:cs="Avenir Next" w:eastAsia="Avenir Next"/>
+                <w:color w:val="1A1A1A"/>
                 <w:sz w:val="20"/>
                 <w:szCs w:val="20"/>
               </w:rPr>
-              <w:t xml:space="preserve">b.</w:t>
+              <w:tab/>
+            </w:r>
+            <w:r>
+              <w:rPr>
+                <w:rFonts w:ascii="Avenir Next" w:hAnsi="Avenir Next" w:cs="Avenir Next" w:eastAsia="Avenir Next"/>
+                <w:color w:val="1A1A1A"/>
+                <w:sz w:val="22"/>
+                <w:szCs w:val="20"/>
+              </w:rPr>
+              <w:t xml:space="preserve">Packs of cups </w:t>
             </w:r>
             <w:r>
               <w:rPr>
@@ -1472,8 +1494,18 @@
                 <w:color w:val="1A1A1A"/>
                 <w:sz w:val="20"/>
                 <w:szCs w:val="20"/>
-              </w:rPr>
-              <w:tab/>
+                <w:u w:val="single"/>
+              </w:rPr>
+              <w:t xml:space="preserve">      </w:t>
+            </w:r>
+            <w:r>
+              <w:rPr>
+                <w:rFonts w:ascii="Avenir Next" w:hAnsi="Avenir Next" w:cs="Avenir Next" w:eastAsia="Avenir Next"/>
+                <w:color w:val="1A1A1A"/>
+                <w:sz w:val="22"/>
+                <w:szCs w:val="20"/>
+              </w:rPr>
+              <w:t xml:space="preserve"> Packs of lids </w:t>
             </w:r>
             <w:r>
               <w:rPr>
@@ -1481,42 +1513,14 @@
                 <w:color w:val="1A1A1A"/>
                 <w:sz w:val="20"/>
                 <w:szCs w:val="20"/>
-              </w:rPr>
-              <w:t xml:space="preserve">Packs of cups </w:t>
-            </w:r>
-            <w:r>
-              <w:rPr>
-                <w:rFonts w:ascii="Avenir Next" w:hAnsi="Avenir Next" w:cs="Avenir Next" w:eastAsia="Avenir Next"/>
-                <w:color w:val="1A1A1A"/>
-                <w:sz w:val="20"/>
-                <w:szCs w:val="20"/>
                 <w:u w:val="single"/>
               </w:rPr>
               <w:t xml:space="preserve">      </w:t>
             </w:r>
-            <w:r>
-              <w:rPr>
-                <w:rFonts w:ascii="Avenir Next" w:hAnsi="Avenir Next" w:cs="Avenir Next" w:eastAsia="Avenir Next"/>
-                <w:color w:val="1A1A1A"/>
-                <w:sz w:val="20"/>
-                <w:szCs w:val="20"/>
-              </w:rPr>
-              <w:t xml:space="preserve"> Packs of lids </w:t>
-            </w:r>
-            <w:r>
-              <w:rPr>
-                <w:rFonts w:ascii="Avenir Next" w:hAnsi="Avenir Next" w:cs="Avenir Next" w:eastAsia="Avenir Next"/>
-                <w:color w:val="1A1A1A"/>
-                <w:sz w:val="20"/>
-                <w:szCs w:val="20"/>
-                <w:u w:val="single"/>
-              </w:rPr>
-              <w:t xml:space="preserve">      </w:t>
-            </w:r>
-          </w:p>
-          <w:p>
-            <w:pPr>
-              <w:spacing w:before="0" w:after="0" w:line="60" w:lineRule="auto"/>
+          </w:p>
+          <w:p>
+            <w:pPr>
+              <w:spacing w:before="0" w:after="0" w:line="50" w:lineRule="exact"/>
             </w:pPr>
           </w:p>
           <w:tbl>
@@ -1574,7 +1578,7 @@
           </w:tbl>
           <w:p>
             <w:pPr>
-              <w:spacing w:before="0" w:after="0" w:line="24" w:lineRule="auto"/>
+              <w:spacing w:before="0" w:after="0" w:line="50" w:lineRule="exact"/>
             </w:pPr>
           </w:p>
         </w:tc>
@@ -1582,12 +1586,12 @@
     </w:tbl>
     <w:p>
       <w:pPr>
-        <w:spacing w:before="0" w:after="0" w:line="20" w:lineRule="exact"/>
+        <w:spacing w:before="0" w:after="0" w:line="50" w:lineRule="exact"/>
       </w:pPr>
     </w:p>
     <w:p>
       <w:pPr>
-        <w:spacing w:before="0" w:after="0" w:line="20" w:lineRule="exact"/>
+        <w:spacing w:before="0" w:after="0" w:line="50" w:lineRule="exact"/>
       </w:pPr>
     </w:p>
     <w:tbl>
@@ -1630,7 +1634,7 @@
               <w:tabs>
                 <w:tab w:val="left" w:pos="432"/>
               </w:tabs>
-              <w:spacing w:before="90" w:after="40" w:line="268" w:lineRule="auto"/>
+              <w:spacing w:before="54" w:after="24" w:line="268" w:lineRule="auto"/>
               <w:ind w:left="432" w:hanging="432"/>
             </w:pPr>
             <w:r>
@@ -1638,18 +1642,18 @@
                 <w:rFonts w:ascii="Avenir Next" w:hAnsi="Avenir Next" w:cs="Avenir Next" w:eastAsia="Avenir Next"/>
                 <w:b/>
                 <w:color w:val="1A1A1A"/>
+                <w:sz w:val="22"/>
+                <w:szCs w:val="20"/>
+              </w:rPr>
+              <w:t xml:space="preserve">4.</w:t>
+            </w:r>
+            <w:r>
+              <w:rPr>
+                <w:rFonts w:ascii="Avenir Next" w:hAnsi="Avenir Next" w:cs="Avenir Next" w:eastAsia="Avenir Next"/>
+                <w:color w:val="1A1A1A"/>
                 <w:sz w:val="20"/>
                 <w:szCs w:val="20"/>
               </w:rPr>
-              <w:t xml:space="preserve">4.</w:t>
-            </w:r>
-            <w:r>
-              <w:rPr>
-                <w:rFonts w:ascii="Avenir Next" w:hAnsi="Avenir Next" w:cs="Avenir Next" w:eastAsia="Avenir Next"/>
-                <w:color w:val="1A1A1A"/>
-                <w:sz w:val="20"/>
-                <w:szCs w:val="20"/>
-              </w:rPr>
               <w:tab/>
             </w:r>
             <w:r>
@@ -1657,7 +1661,7 @@
                 <w:rFonts w:ascii="Avenir Next" w:hAnsi="Avenir Next" w:cs="Avenir Next" w:eastAsia="Avenir Next"/>
                 <w:b/>
                 <w:color w:val="1A1A1A"/>
-                <w:sz w:val="20"/>
+                <w:sz w:val="22"/>
                 <w:szCs w:val="20"/>
               </w:rPr>
               <w:t xml:space="preserve">Practice Days.  </w:t>
@@ -1666,7 +1670,7 @@
               <w:rPr>
                 <w:rFonts w:ascii="Avenir Next" w:hAnsi="Avenir Next" w:cs="Avenir Next" w:eastAsia="Avenir Next"/>
                 <w:color w:val="1A1A1A"/>
-                <w:sz w:val="20"/>
+                <w:sz w:val="22"/>
                 <w:szCs w:val="20"/>
               </w:rPr>
               <w:t xml:space="preserve">Band meets every 5 days. Choir meets every 3 days. Both met today. In how many days will both meet again?</w:t>
@@ -1675,7 +1679,7 @@
           <w:p>
             <w:pPr>
               <w:keepNext/>
-              <w:spacing w:before="0" w:after="40" w:line="252" w:lineRule="auto"/>
+              <w:spacing w:before="0" w:after="24" w:line="252" w:lineRule="auto"/>
               <w:ind w:left="432"/>
             </w:pPr>
             <w:r>
@@ -1683,7 +1687,7 @@
                 <w:rFonts w:ascii="Avenir Next" w:hAnsi="Avenir Next" w:cs="Avenir Next" w:eastAsia="Avenir Next"/>
                 <w:b/>
                 <w:color w:val="003A70"/>
-                <w:sz w:val="17"/>
+                <w:sz w:val="22"/>
                 <w:szCs w:val="17"/>
               </w:rPr>
               <w:t xml:space="preserve">Hint  </w:t>
@@ -1693,7 +1697,7 @@
                 <w:rFonts w:ascii="Avenir Next" w:hAnsi="Avenir Next" w:cs="Avenir Next" w:eastAsia="Avenir Next"/>
                 <w:i/>
                 <w:color w:val="5A5F66"/>
-                <w:sz w:val="17"/>
+                <w:sz w:val="22"/>
                 <w:szCs w:val="17"/>
               </w:rPr>
               <w:t xml:space="preserve">List the meeting days for each group.</w:t>
@@ -1701,7 +1705,7 @@
           </w:p>
           <w:p>
             <w:pPr>
-              <w:spacing w:before="0" w:after="0" w:line="60" w:lineRule="auto"/>
+              <w:spacing w:before="0" w:after="0" w:line="50" w:lineRule="exact"/>
             </w:pPr>
           </w:p>
           <w:tbl>
@@ -1762,33 +1766,33 @@
               <w:tabs>
                 <w:tab w:val="right" w:leader="underscore" w:pos="3852"/>
               </w:tabs>
-              <w:spacing w:before="90" w:after="40" w:line="264" w:lineRule="auto"/>
+              <w:spacing w:before="54" w:after="24" w:line="264" w:lineRule="auto"/>
               <w:ind w:left="432"/>
             </w:pPr>
             <w:r>
               <w:rPr>
                 <w:rFonts w:ascii="Avenir Next" w:hAnsi="Avenir Next" w:cs="Avenir Next" w:eastAsia="Avenir Next"/>
                 <w:b/>
+                <w:color w:val="1A1A1A"/>
+                <w:sz w:val="22"/>
+                <w:szCs w:val="18"/>
+              </w:rPr>
+              <w:t xml:space="preserve">Answer</w:t>
+            </w:r>
+            <w:r>
+              <w:rPr>
+                <w:rFonts w:ascii="Avenir Next" w:hAnsi="Avenir Next" w:cs="Avenir Next" w:eastAsia="Avenir Next"/>
                 <w:color w:val="1A1A1A"/>
                 <w:sz w:val="18"/>
                 <w:szCs w:val="18"/>
               </w:rPr>
-              <w:t xml:space="preserve">Answer</w:t>
-            </w:r>
-            <w:r>
-              <w:rPr>
-                <w:rFonts w:ascii="Avenir Next" w:hAnsi="Avenir Next" w:cs="Avenir Next" w:eastAsia="Avenir Next"/>
-                <w:color w:val="1A1A1A"/>
-                <w:sz w:val="18"/>
-                <w:szCs w:val="18"/>
-              </w:rPr>
               <w:tab/>
             </w:r>
             <w:r>
               <w:rPr>
                 <w:rFonts w:ascii="Avenir Next" w:hAnsi="Avenir Next" w:cs="Avenir Next" w:eastAsia="Avenir Next"/>
                 <w:color w:val="1A1A1A"/>
-                <w:sz w:val="18"/>
+                <w:sz w:val="22"/>
                 <w:szCs w:val="18"/>
               </w:rPr>
               <w:t xml:space="preserve">  days</w:t>
@@ -1806,7 +1810,7 @@
               <w:tabs>
                 <w:tab w:val="left" w:pos="432"/>
               </w:tabs>
-              <w:spacing w:before="90" w:after="40" w:line="268" w:lineRule="auto"/>
+              <w:spacing w:before="54" w:after="24" w:line="268" w:lineRule="auto"/>
               <w:ind w:left="432" w:hanging="432"/>
             </w:pPr>
             <w:r>
@@ -1814,18 +1818,18 @@
                 <w:rFonts w:ascii="Avenir Next" w:hAnsi="Avenir Next" w:cs="Avenir Next" w:eastAsia="Avenir Next"/>
                 <w:b/>
                 <w:color w:val="1A1A1A"/>
+                <w:sz w:val="22"/>
+                <w:szCs w:val="20"/>
+              </w:rPr>
+              <w:t xml:space="preserve">5.</w:t>
+            </w:r>
+            <w:r>
+              <w:rPr>
+                <w:rFonts w:ascii="Avenir Next" w:hAnsi="Avenir Next" w:cs="Avenir Next" w:eastAsia="Avenir Next"/>
+                <w:color w:val="1A1A1A"/>
                 <w:sz w:val="20"/>
                 <w:szCs w:val="20"/>
               </w:rPr>
-              <w:t xml:space="preserve">5.</w:t>
-            </w:r>
-            <w:r>
-              <w:rPr>
-                <w:rFonts w:ascii="Avenir Next" w:hAnsi="Avenir Next" w:cs="Avenir Next" w:eastAsia="Avenir Next"/>
-                <w:color w:val="1A1A1A"/>
-                <w:sz w:val="20"/>
-                <w:szCs w:val="20"/>
-              </w:rPr>
               <w:tab/>
             </w:r>
             <w:r>
@@ -1833,7 +1837,7 @@
                 <w:rFonts w:ascii="Avenir Next" w:hAnsi="Avenir Next" w:cs="Avenir Next" w:eastAsia="Avenir Next"/>
                 <w:b/>
                 <w:color w:val="1A1A1A"/>
-                <w:sz w:val="20"/>
+                <w:sz w:val="22"/>
                 <w:szCs w:val="20"/>
               </w:rPr>
               <w:t xml:space="preserve">Owen’s Shortcut.  </w:t>
@@ -1842,7 +1846,7 @@
               <w:rPr>
                 <w:rFonts w:ascii="Avenir Next" w:hAnsi="Avenir Next" w:cs="Avenir Next" w:eastAsia="Avenir Next"/>
                 <w:color w:val="1A1A1A"/>
-                <w:sz w:val="20"/>
+                <w:sz w:val="22"/>
                 <w:szCs w:val="20"/>
               </w:rPr>
               <w:t xml:space="preserve">Owen says the LCM of 16 and 20 is 320 because 16 × 20 = 320. Is he right? Give the LCM.</w:t>
@@ -1851,7 +1855,7 @@
           <w:p>
             <w:pPr>
               <w:keepNext/>
-              <w:spacing w:before="0" w:after="40" w:line="252" w:lineRule="auto"/>
+              <w:spacing w:before="0" w:after="24" w:line="252" w:lineRule="auto"/>
               <w:ind w:left="432"/>
             </w:pPr>
             <w:r>
@@ -1859,7 +1863,7 @@
                 <w:rFonts w:ascii="Avenir Next" w:hAnsi="Avenir Next" w:cs="Avenir Next" w:eastAsia="Avenir Next"/>
                 <w:b/>
                 <w:color w:val="003A70"/>
-                <w:sz w:val="17"/>
+                <w:sz w:val="22"/>
                 <w:szCs w:val="17"/>
               </w:rPr>
               <w:t xml:space="preserve">Hint  </w:t>
@@ -1869,7 +1873,7 @@
                 <w:rFonts w:ascii="Avenir Next" w:hAnsi="Avenir Next" w:cs="Avenir Next" w:eastAsia="Avenir Next"/>
                 <w:i/>
                 <w:color w:val="5A5F66"/>
-                <w:sz w:val="17"/>
+                <w:sz w:val="22"/>
                 <w:szCs w:val="17"/>
               </w:rPr>
               <w:t xml:space="preserve">Skip-count by 20 and test each number.</w:t>
@@ -1877,7 +1881,7 @@
           </w:p>
           <w:p>
             <w:pPr>
-              <w:spacing w:before="0" w:after="0" w:line="60" w:lineRule="auto"/>
+              <w:spacing w:before="0" w:after="0" w:line="50" w:lineRule="exact"/>
             </w:pPr>
           </w:p>
           <w:tbl>
@@ -1938,7 +1942,7 @@
               <w:tabs>
                 <w:tab w:val="right" w:leader="underscore" w:pos="4492"/>
               </w:tabs>
-              <w:spacing w:before="90" w:after="40" w:line="264" w:lineRule="auto"/>
+              <w:spacing w:before="54" w:after="24" w:line="264" w:lineRule="auto"/>
               <w:ind w:left="432"/>
             </w:pPr>
             <w:r>
@@ -1946,7 +1950,7 @@
                 <w:rFonts w:ascii="Avenir Next" w:hAnsi="Avenir Next" w:cs="Avenir Next" w:eastAsia="Avenir Next"/>
                 <w:b/>
                 <w:color w:val="1A1A1A"/>
-                <w:sz w:val="18"/>
+                <w:sz w:val="22"/>
                 <w:szCs w:val="18"/>
               </w:rPr>
               <w:t xml:space="preserve">LCM</w:t>
@@ -1966,12 +1970,12 @@
     </w:tbl>
     <w:p>
       <w:pPr>
-        <w:spacing w:before="0" w:after="0" w:line="20" w:lineRule="exact"/>
+        <w:spacing w:before="0" w:after="0" w:line="50" w:lineRule="exact"/>
       </w:pPr>
     </w:p>
     <w:p>
       <w:pPr>
-        <w:spacing w:before="0" w:after="0" w:line="20" w:lineRule="exact"/>
+        <w:spacing w:before="0" w:after="0" w:line="50" w:lineRule="exact"/>
       </w:pPr>
     </w:p>
     <w:tbl>
@@ -2013,7 +2017,7 @@
               <w:tabs>
                 <w:tab w:val="left" w:pos="432"/>
               </w:tabs>
-              <w:spacing w:before="90" w:after="40" w:line="268" w:lineRule="auto"/>
+              <w:spacing w:before="54" w:after="24" w:line="268" w:lineRule="auto"/>
               <w:ind w:left="432" w:hanging="432"/>
             </w:pPr>
             <w:r>
@@ -2021,18 +2025,18 @@
                 <w:rFonts w:ascii="Avenir Next" w:hAnsi="Avenir Next" w:cs="Avenir Next" w:eastAsia="Avenir Next"/>
                 <w:b/>
                 <w:color w:val="1A1A1A"/>
+                <w:sz w:val="22"/>
+                <w:szCs w:val="20"/>
+              </w:rPr>
+              <w:t xml:space="preserve">6.</w:t>
+            </w:r>
+            <w:r>
+              <w:rPr>
+                <w:rFonts w:ascii="Avenir Next" w:hAnsi="Avenir Next" w:cs="Avenir Next" w:eastAsia="Avenir Next"/>
+                <w:color w:val="1A1A1A"/>
                 <w:sz w:val="20"/>
                 <w:szCs w:val="20"/>
               </w:rPr>
-              <w:t xml:space="preserve">6.</w:t>
-            </w:r>
-            <w:r>
-              <w:rPr>
-                <w:rFonts w:ascii="Avenir Next" w:hAnsi="Avenir Next" w:cs="Avenir Next" w:eastAsia="Avenir Next"/>
-                <w:color w:val="1A1A1A"/>
-                <w:sz w:val="20"/>
-                <w:szCs w:val="20"/>
-              </w:rPr>
               <w:tab/>
             </w:r>
             <w:r>
@@ -2040,7 +2044,7 @@
                 <w:rFonts w:ascii="Avenir Next" w:hAnsi="Avenir Next" w:cs="Avenir Next" w:eastAsia="Avenir Next"/>
                 <w:b/>
                 <w:color w:val="1A1A1A"/>
-                <w:sz w:val="20"/>
+                <w:sz w:val="22"/>
                 <w:szCs w:val="20"/>
               </w:rPr>
               <w:t xml:space="preserve">Two Machines.  </w:t>
@@ -2049,7 +2053,7 @@
               <w:rPr>
                 <w:rFonts w:ascii="Avenir Next" w:hAnsi="Avenir Next" w:cs="Avenir Next" w:eastAsia="Avenir Next"/>
                 <w:color w:val="1A1A1A"/>
-                <w:sz w:val="20"/>
+                <w:sz w:val="22"/>
                 <w:szCs w:val="20"/>
               </w:rPr>
               <w:t xml:space="preserve">Machine A stamps every 25 seconds. Machine B stamps every 30 seconds. They both stamped just now.</w:t>
@@ -2058,7 +2062,7 @@
           <w:p>
             <w:pPr>
               <w:keepNext/>
-              <w:spacing w:before="0" w:after="40" w:line="252" w:lineRule="auto"/>
+              <w:spacing w:before="0" w:after="24" w:line="252" w:lineRule="auto"/>
               <w:ind w:left="432"/>
             </w:pPr>
             <w:r>
@@ -2066,7 +2070,7 @@
                 <w:rFonts w:ascii="Avenir Next" w:hAnsi="Avenir Next" w:cs="Avenir Next" w:eastAsia="Avenir Next"/>
                 <w:b/>
                 <w:color w:val="003A70"/>
-                <w:sz w:val="17"/>
+                <w:sz w:val="22"/>
                 <w:szCs w:val="17"/>
               </w:rPr>
               <w:t xml:space="preserve">Hint  </w:t>
@@ -2076,7 +2080,7 @@
                 <w:rFonts w:ascii="Avenir Next" w:hAnsi="Avenir Next" w:cs="Avenir Next" w:eastAsia="Avenir Next"/>
                 <w:i/>
                 <w:color w:val="5A5F66"/>
-                <w:sz w:val="17"/>
+                <w:sz w:val="22"/>
                 <w:szCs w:val="17"/>
               </w:rPr>
               <w:t xml:space="preserve">Divide the LCM by each machine’s time.</w:t>
@@ -2088,7 +2092,7 @@
               <w:tabs>
                 <w:tab w:val="left" w:pos="772"/>
               </w:tabs>
-              <w:spacing w:before="0" w:after="60" w:line="276" w:lineRule="auto"/>
+              <w:spacing w:before="0" w:after="36" w:line="276" w:lineRule="auto"/>
               <w:ind w:left="772" w:hanging="340"/>
             </w:pPr>
             <w:r>
@@ -2096,10 +2100,28 @@
                 <w:rFonts w:ascii="Avenir Next" w:hAnsi="Avenir Next" w:cs="Avenir Next" w:eastAsia="Avenir Next"/>
                 <w:b/>
                 <w:color w:val="003A70"/>
+                <w:sz w:val="22"/>
+                <w:szCs w:val="20"/>
+              </w:rPr>
+              <w:t xml:space="preserve">a.</w:t>
+            </w:r>
+            <w:r>
+              <w:rPr>
+                <w:rFonts w:ascii="Avenir Next" w:hAnsi="Avenir Next" w:cs="Avenir Next" w:eastAsia="Avenir Next"/>
+                <w:color w:val="1A1A1A"/>
                 <w:sz w:val="20"/>
                 <w:szCs w:val="20"/>
               </w:rPr>
-              <w:t xml:space="preserve">a.</w:t>
+              <w:tab/>
+            </w:r>
+            <w:r>
+              <w:rPr>
+                <w:rFonts w:ascii="Avenir Next" w:hAnsi="Avenir Next" w:cs="Avenir Next" w:eastAsia="Avenir Next"/>
+                <w:color w:val="1A1A1A"/>
+                <w:sz w:val="22"/>
+                <w:szCs w:val="20"/>
+              </w:rPr>
+              <w:t xml:space="preserve">Seconds until they stamp together again:</w:t>
             </w:r>
             <w:r>
               <w:rPr>
@@ -2108,7 +2130,7 @@
                 <w:sz w:val="20"/>
                 <w:szCs w:val="20"/>
               </w:rPr>
-              <w:tab/>
+              <w:t xml:space="preserve">  </w:t>
             </w:r>
             <w:r>
               <w:rPr>
@@ -2116,24 +2138,6 @@
                 <w:color w:val="1A1A1A"/>
                 <w:sz w:val="20"/>
                 <w:szCs w:val="20"/>
-              </w:rPr>
-              <w:t xml:space="preserve">Seconds until they stamp together again:</w:t>
-            </w:r>
-            <w:r>
-              <w:rPr>
-                <w:rFonts w:ascii="Avenir Next" w:hAnsi="Avenir Next" w:cs="Avenir Next" w:eastAsia="Avenir Next"/>
-                <w:color w:val="1A1A1A"/>
-                <w:sz w:val="20"/>
-                <w:szCs w:val="20"/>
-              </w:rPr>
-              <w:t xml:space="preserve">  </w:t>
-            </w:r>
-            <w:r>
-              <w:rPr>
-                <w:rFonts w:ascii="Avenir Next" w:hAnsi="Avenir Next" w:cs="Avenir Next" w:eastAsia="Avenir Next"/>
-                <w:color w:val="1A1A1A"/>
-                <w:sz w:val="20"/>
-                <w:szCs w:val="20"/>
                 <w:u w:val="single"/>
               </w:rPr>
               <w:t xml:space="preserve">                </w:t>
@@ -2142,7 +2146,7 @@
               <w:rPr>
                 <w:rFonts w:ascii="Avenir Next" w:hAnsi="Avenir Next" w:cs="Avenir Next" w:eastAsia="Avenir Next"/>
                 <w:color w:val="1A1A1A"/>
-                <w:sz w:val="20"/>
+                <w:sz w:val="22"/>
                 <w:szCs w:val="20"/>
               </w:rPr>
               <w:t xml:space="preserve"> s</w:t>
@@ -2154,7 +2158,7 @@
               <w:tabs>
                 <w:tab w:val="left" w:pos="772"/>
               </w:tabs>
-              <w:spacing w:before="0" w:after="60" w:line="276" w:lineRule="auto"/>
+              <w:spacing w:before="0" w:after="36" w:line="276" w:lineRule="auto"/>
               <w:ind w:left="772" w:hanging="340"/>
             </w:pPr>
             <w:r>
@@ -2162,10 +2166,28 @@
                 <w:rFonts w:ascii="Avenir Next" w:hAnsi="Avenir Next" w:cs="Avenir Next" w:eastAsia="Avenir Next"/>
                 <w:b/>
                 <w:color w:val="003A70"/>
+                <w:sz w:val="22"/>
+                <w:szCs w:val="20"/>
+              </w:rPr>
+              <w:t xml:space="preserve">b.</w:t>
+            </w:r>
+            <w:r>
+              <w:rPr>
+                <w:rFonts w:ascii="Avenir Next" w:hAnsi="Avenir Next" w:cs="Avenir Next" w:eastAsia="Avenir Next"/>
+                <w:color w:val="1A1A1A"/>
                 <w:sz w:val="20"/>
                 <w:szCs w:val="20"/>
               </w:rPr>
-              <w:t xml:space="preserve">b.</w:t>
+              <w:tab/>
+            </w:r>
+            <w:r>
+              <w:rPr>
+                <w:rFonts w:ascii="Avenir Next" w:hAnsi="Avenir Next" w:cs="Avenir Next" w:eastAsia="Avenir Next"/>
+                <w:color w:val="1A1A1A"/>
+                <w:sz w:val="22"/>
+                <w:szCs w:val="20"/>
+              </w:rPr>
+              <w:t xml:space="preserve">Stamps by A </w:t>
             </w:r>
             <w:r>
               <w:rPr>
@@ -2173,8 +2195,18 @@
                 <w:color w:val="1A1A1A"/>
                 <w:sz w:val="20"/>
                 <w:szCs w:val="20"/>
-              </w:rPr>
-              <w:tab/>
+                <w:u w:val="single"/>
+              </w:rPr>
+              <w:t xml:space="preserve">      </w:t>
+            </w:r>
+            <w:r>
+              <w:rPr>
+                <w:rFonts w:ascii="Avenir Next" w:hAnsi="Avenir Next" w:cs="Avenir Next" w:eastAsia="Avenir Next"/>
+                <w:color w:val="1A1A1A"/>
+                <w:sz w:val="22"/>
+                <w:szCs w:val="20"/>
+              </w:rPr>
+              <w:t xml:space="preserve"> Stamps by B </w:t>
             </w:r>
             <w:r>
               <w:rPr>
@@ -2182,15 +2214,6 @@
                 <w:color w:val="1A1A1A"/>
                 <w:sz w:val="20"/>
                 <w:szCs w:val="20"/>
-              </w:rPr>
-              <w:t xml:space="preserve">Stamps by A </w:t>
-            </w:r>
-            <w:r>
-              <w:rPr>
-                <w:rFonts w:ascii="Avenir Next" w:hAnsi="Avenir Next" w:cs="Avenir Next" w:eastAsia="Avenir Next"/>
-                <w:color w:val="1A1A1A"/>
-                <w:sz w:val="20"/>
-                <w:szCs w:val="20"/>
                 <w:u w:val="single"/>
               </w:rPr>
               <w:t xml:space="preserve">      </w:t>
@@ -2199,26 +2222,7 @@
               <w:rPr>
                 <w:rFonts w:ascii="Avenir Next" w:hAnsi="Avenir Next" w:cs="Avenir Next" w:eastAsia="Avenir Next"/>
                 <w:color w:val="1A1A1A"/>
-                <w:sz w:val="20"/>
-                <w:szCs w:val="20"/>
-              </w:rPr>
-              <w:t xml:space="preserve"> Stamps by B </w:t>
-            </w:r>
-            <w:r>
-              <w:rPr>
-                <w:rFonts w:ascii="Avenir Next" w:hAnsi="Avenir Next" w:cs="Avenir Next" w:eastAsia="Avenir Next"/>
-                <w:color w:val="1A1A1A"/>
-                <w:sz w:val="20"/>
-                <w:szCs w:val="20"/>
-                <w:u w:val="single"/>
-              </w:rPr>
-              <w:t xml:space="preserve">      </w:t>
-            </w:r>
-            <w:r>
-              <w:rPr>
-                <w:rFonts w:ascii="Avenir Next" w:hAnsi="Avenir Next" w:cs="Avenir Next" w:eastAsia="Avenir Next"/>
-                <w:color w:val="1A1A1A"/>
-                <w:sz w:val="20"/>
+                <w:sz w:val="22"/>
                 <w:szCs w:val="20"/>
               </w:rPr>
               <w:t xml:space="preserve"> (up to that time)</w:t>
@@ -2226,7 +2230,7 @@
           </w:p>
           <w:p>
             <w:pPr>
-              <w:spacing w:before="0" w:after="0" w:line="60" w:lineRule="auto"/>
+              <w:spacing w:before="0" w:after="0" w:line="50" w:lineRule="exact"/>
             </w:pPr>
           </w:p>
           <w:tbl>
@@ -2284,7 +2288,7 @@
           </w:tbl>
           <w:p>
             <w:pPr>
-              <w:spacing w:before="0" w:after="0" w:line="24" w:lineRule="auto"/>
+              <w:spacing w:before="0" w:after="0" w:line="50" w:lineRule="exact"/>
             </w:pPr>
           </w:p>
         </w:tc>
@@ -2292,12 +2296,12 @@
     </w:tbl>
     <w:p>
       <w:pPr>
-        <w:spacing w:before="0" w:after="0" w:line="20" w:lineRule="exact"/>
+        <w:spacing w:before="0" w:after="0" w:line="50" w:lineRule="exact"/>
       </w:pPr>
     </w:p>
     <w:p>
       <w:pPr>
-        <w:spacing w:before="0" w:after="0" w:line="20" w:lineRule="exact"/>
+        <w:spacing w:before="0" w:after="0" w:line="50" w:lineRule="exact"/>
       </w:pPr>
     </w:p>
     <w:tbl>
@@ -2339,7 +2343,7 @@
               <w:tabs>
                 <w:tab w:val="left" w:pos="432"/>
               </w:tabs>
-              <w:spacing w:before="90" w:after="40" w:line="268" w:lineRule="auto"/>
+              <w:spacing w:before="54" w:after="24" w:line="268" w:lineRule="auto"/>
               <w:ind w:left="432" w:hanging="432"/>
             </w:pPr>
             <w:r>
@@ -2347,18 +2351,18 @@
                 <w:rFonts w:ascii="Avenir Next" w:hAnsi="Avenir Next" w:cs="Avenir Next" w:eastAsia="Avenir Next"/>
                 <w:b/>
                 <w:color w:val="1A1A1A"/>
+                <w:sz w:val="22"/>
+                <w:szCs w:val="20"/>
+              </w:rPr>
+              <w:t xml:space="preserve">7.</w:t>
+            </w:r>
+            <w:r>
+              <w:rPr>
+                <w:rFonts w:ascii="Avenir Next" w:hAnsi="Avenir Next" w:cs="Avenir Next" w:eastAsia="Avenir Next"/>
+                <w:color w:val="1A1A1A"/>
                 <w:sz w:val="20"/>
                 <w:szCs w:val="20"/>
               </w:rPr>
-              <w:t xml:space="preserve">7.</w:t>
-            </w:r>
-            <w:r>
-              <w:rPr>
-                <w:rFonts w:ascii="Avenir Next" w:hAnsi="Avenir Next" w:cs="Avenir Next" w:eastAsia="Avenir Next"/>
-                <w:color w:val="1A1A1A"/>
-                <w:sz w:val="20"/>
-                <w:szCs w:val="20"/>
-              </w:rPr>
               <w:tab/>
             </w:r>
             <w:r>
@@ -2366,7 +2370,7 @@
                 <w:rFonts w:ascii="Avenir Next" w:hAnsi="Avenir Next" w:cs="Avenir Next" w:eastAsia="Avenir Next"/>
                 <w:b/>
                 <w:color w:val="1A1A1A"/>
-                <w:sz w:val="20"/>
+                <w:sz w:val="22"/>
                 <w:szCs w:val="20"/>
               </w:rPr>
               <w:t xml:space="preserve">Three Lists.  </w:t>
@@ -2375,7 +2379,7 @@
               <w:rPr>
                 <w:rFonts w:ascii="Avenir Next" w:hAnsi="Avenir Next" w:cs="Avenir Next" w:eastAsia="Avenir Next"/>
                 <w:color w:val="1A1A1A"/>
-                <w:sz w:val="20"/>
+                <w:sz w:val="22"/>
                 <w:szCs w:val="20"/>
               </w:rPr>
               <w:t xml:space="preserve">Find the least common multiple of 2, 5, and 6.</w:t>
@@ -2384,7 +2388,7 @@
           <w:p>
             <w:pPr>
               <w:keepNext/>
-              <w:spacing w:before="0" w:after="40" w:line="252" w:lineRule="auto"/>
+              <w:spacing w:before="0" w:after="24" w:line="252" w:lineRule="auto"/>
               <w:ind w:left="432"/>
             </w:pPr>
             <w:r>
@@ -2392,7 +2396,7 @@
                 <w:rFonts w:ascii="Avenir Next" w:hAnsi="Avenir Next" w:cs="Avenir Next" w:eastAsia="Avenir Next"/>
                 <w:b/>
                 <w:color w:val="003A70"/>
-                <w:sz w:val="17"/>
+                <w:sz w:val="22"/>
                 <w:szCs w:val="17"/>
               </w:rPr>
               <w:t xml:space="preserve">Hint  </w:t>
@@ -2402,7 +2406,7 @@
                 <w:rFonts w:ascii="Avenir Next" w:hAnsi="Avenir Next" w:cs="Avenir Next" w:eastAsia="Avenir Next"/>
                 <w:i/>
                 <w:color w:val="5A5F66"/>
-                <w:sz w:val="17"/>
+                <w:sz w:val="22"/>
                 <w:szCs w:val="17"/>
               </w:rPr>
               <w:t xml:space="preserve">Skip-count by 6 and look for a multiple of 5.</w:t>
@@ -2410,7 +2414,7 @@
           </w:p>
           <w:p>
             <w:pPr>
-              <w:spacing w:before="0" w:after="0" w:line="60" w:lineRule="auto"/>
+              <w:spacing w:before="0" w:after="0" w:line="50" w:lineRule="exact"/>
             </w:pPr>
           </w:p>
           <w:tbl>
@@ -2471,7 +2475,7 @@
               <w:tabs>
                 <w:tab w:val="right" w:leader="underscore" w:pos="9504"/>
               </w:tabs>
-              <w:spacing w:before="90" w:after="40" w:line="264" w:lineRule="auto"/>
+              <w:spacing w:before="54" w:after="24" w:line="264" w:lineRule="auto"/>
               <w:ind w:left="432"/>
             </w:pPr>
             <w:r>
@@ -2479,7 +2483,7 @@
                 <w:rFonts w:ascii="Avenir Next" w:hAnsi="Avenir Next" w:cs="Avenir Next" w:eastAsia="Avenir Next"/>
                 <w:b/>
                 <w:color w:val="1A1A1A"/>
-                <w:sz w:val="18"/>
+                <w:sz w:val="22"/>
                 <w:szCs w:val="18"/>
               </w:rPr>
               <w:t xml:space="preserve">LCM</w:t>
@@ -2499,12 +2503,12 @@
     </w:tbl>
     <w:p>
       <w:pPr>
-        <w:spacing w:before="0" w:after="0" w:line="20" w:lineRule="exact"/>
+        <w:spacing w:before="0" w:after="0" w:line="50" w:lineRule="exact"/>
       </w:pPr>
     </w:p>
     <w:p>
       <w:pPr>
-        <w:spacing w:before="0" w:after="0" w:line="20" w:lineRule="exact"/>
+        <w:spacing w:before="0" w:after="0" w:line="50" w:lineRule="exact"/>
       </w:pPr>
     </w:p>
     <w:tbl>
@@ -2546,7 +2550,7 @@
               <w:tabs>
                 <w:tab w:val="left" w:pos="432"/>
               </w:tabs>
-              <w:spacing w:before="90" w:after="40" w:line="268" w:lineRule="auto"/>
+              <w:spacing w:before="54" w:after="24" w:line="268" w:lineRule="auto"/>
               <w:ind w:left="432" w:hanging="432"/>
             </w:pPr>
             <w:r>
@@ -2554,18 +2558,18 @@
                 <w:rFonts w:ascii="Avenir Next" w:hAnsi="Avenir Next" w:cs="Avenir Next" w:eastAsia="Avenir Next"/>
                 <w:b/>
                 <w:color w:val="1A1A1A"/>
+                <w:sz w:val="22"/>
+                <w:szCs w:val="20"/>
+              </w:rPr>
+              <w:t xml:space="preserve">8.</w:t>
+            </w:r>
+            <w:r>
+              <w:rPr>
+                <w:rFonts w:ascii="Avenir Next" w:hAnsi="Avenir Next" w:cs="Avenir Next" w:eastAsia="Avenir Next"/>
+                <w:color w:val="1A1A1A"/>
                 <w:sz w:val="20"/>
                 <w:szCs w:val="20"/>
               </w:rPr>
-              <w:t xml:space="preserve">8.</w:t>
-            </w:r>
-            <w:r>
-              <w:rPr>
-                <w:rFonts w:ascii="Avenir Next" w:hAnsi="Avenir Next" w:cs="Avenir Next" w:eastAsia="Avenir Next"/>
-                <w:color w:val="1A1A1A"/>
-                <w:sz w:val="20"/>
-                <w:szCs w:val="20"/>
-              </w:rPr>
               <w:tab/>
             </w:r>
             <w:r>
@@ -2573,7 +2577,7 @@
                 <w:rFonts w:ascii="Avenir Next" w:hAnsi="Avenir Next" w:cs="Avenir Next" w:eastAsia="Avenir Next"/>
                 <w:b/>
                 <w:color w:val="1A1A1A"/>
-                <w:sz w:val="20"/>
+                <w:sz w:val="22"/>
                 <w:szCs w:val="20"/>
               </w:rPr>
               <w:t xml:space="preserve">Two Alarms.  </w:t>
@@ -2582,7 +2586,7 @@
               <w:rPr>
                 <w:rFonts w:ascii="Avenir Next" w:hAnsi="Avenir Next" w:cs="Avenir Next" w:eastAsia="Avenir Next"/>
                 <w:color w:val="1A1A1A"/>
-                <w:sz w:val="20"/>
+                <w:sz w:val="22"/>
                 <w:szCs w:val="20"/>
               </w:rPr>
               <w:t xml:space="preserve">One alarm rings every 9 minutes. Another rings every 12 minutes. Both ring at 7:00 a.m.</w:t>
@@ -2594,7 +2598,7 @@
               <w:tabs>
                 <w:tab w:val="left" w:pos="772"/>
               </w:tabs>
-              <w:spacing w:before="0" w:after="60" w:line="276" w:lineRule="auto"/>
+              <w:spacing w:before="0" w:after="36" w:line="276" w:lineRule="auto"/>
               <w:ind w:left="772" w:hanging="340"/>
             </w:pPr>
             <w:r>
@@ -2602,25 +2606,25 @@
                 <w:rFonts w:ascii="Avenir Next" w:hAnsi="Avenir Next" w:cs="Avenir Next" w:eastAsia="Avenir Next"/>
                 <w:b/>
                 <w:color w:val="003A70"/>
+                <w:sz w:val="22"/>
+                <w:szCs w:val="20"/>
+              </w:rPr>
+              <w:t xml:space="preserve">a.</w:t>
+            </w:r>
+            <w:r>
+              <w:rPr>
+                <w:rFonts w:ascii="Avenir Next" w:hAnsi="Avenir Next" w:cs="Avenir Next" w:eastAsia="Avenir Next"/>
+                <w:color w:val="1A1A1A"/>
                 <w:sz w:val="20"/>
                 <w:szCs w:val="20"/>
               </w:rPr>
-              <w:t xml:space="preserve">a.</w:t>
-            </w:r>
-            <w:r>
-              <w:rPr>
-                <w:rFonts w:ascii="Avenir Next" w:hAnsi="Avenir Next" w:cs="Avenir Next" w:eastAsia="Avenir Next"/>
-                <w:color w:val="1A1A1A"/>
-                <w:sz w:val="20"/>
-                <w:szCs w:val="20"/>
-              </w:rPr>
               <w:tab/>
             </w:r>
             <w:r>
               <w:rPr>
                 <w:rFonts w:ascii="Avenir Next" w:hAnsi="Avenir Next" w:cs="Avenir Next" w:eastAsia="Avenir Next"/>
                 <w:color w:val="1A1A1A"/>
-                <w:sz w:val="20"/>
+                <w:sz w:val="22"/>
                 <w:szCs w:val="20"/>
               </w:rPr>
               <w:t xml:space="preserve">Find the LCM of 9 and 12.</w:t>
@@ -2651,7 +2655,7 @@
               <w:tabs>
                 <w:tab w:val="left" w:pos="772"/>
               </w:tabs>
-              <w:spacing w:before="0" w:after="60" w:line="276" w:lineRule="auto"/>
+              <w:spacing w:before="0" w:after="36" w:line="276" w:lineRule="auto"/>
               <w:ind w:left="772" w:hanging="340"/>
             </w:pPr>
             <w:r>
@@ -2659,25 +2663,25 @@
                 <w:rFonts w:ascii="Avenir Next" w:hAnsi="Avenir Next" w:cs="Avenir Next" w:eastAsia="Avenir Next"/>
                 <w:b/>
                 <w:color w:val="003A70"/>
+                <w:sz w:val="22"/>
+                <w:szCs w:val="20"/>
+              </w:rPr>
+              <w:t xml:space="preserve">b.</w:t>
+            </w:r>
+            <w:r>
+              <w:rPr>
+                <w:rFonts w:ascii="Avenir Next" w:hAnsi="Avenir Next" w:cs="Avenir Next" w:eastAsia="Avenir Next"/>
+                <w:color w:val="1A1A1A"/>
                 <w:sz w:val="20"/>
                 <w:szCs w:val="20"/>
               </w:rPr>
-              <w:t xml:space="preserve">b.</w:t>
-            </w:r>
-            <w:r>
-              <w:rPr>
-                <w:rFonts w:ascii="Avenir Next" w:hAnsi="Avenir Next" w:cs="Avenir Next" w:eastAsia="Avenir Next"/>
-                <w:color w:val="1A1A1A"/>
-                <w:sz w:val="20"/>
-                <w:szCs w:val="20"/>
-              </w:rPr>
               <w:tab/>
             </w:r>
             <w:r>
               <w:rPr>
                 <w:rFonts w:ascii="Avenir Next" w:hAnsi="Avenir Next" w:cs="Avenir Next" w:eastAsia="Avenir Next"/>
                 <w:color w:val="1A1A1A"/>
-                <w:sz w:val="20"/>
+                <w:sz w:val="22"/>
                 <w:szCs w:val="20"/>
               </w:rPr>
               <w:t xml:space="preserve">When do both ring together next?</w:t>
@@ -2708,7 +2712,7 @@
               <w:tabs>
                 <w:tab w:val="left" w:pos="772"/>
               </w:tabs>
-              <w:spacing w:before="0" w:after="60" w:line="276" w:lineRule="auto"/>
+              <w:spacing w:before="0" w:after="36" w:line="276" w:lineRule="auto"/>
               <w:ind w:left="772" w:hanging="340"/>
             </w:pPr>
             <w:r>
@@ -2716,10 +2720,28 @@
                 <w:rFonts w:ascii="Avenir Next" w:hAnsi="Avenir Next" w:cs="Avenir Next" w:eastAsia="Avenir Next"/>
                 <w:b/>
                 <w:color w:val="003A70"/>
+                <w:sz w:val="22"/>
+                <w:szCs w:val="20"/>
+              </w:rPr>
+              <w:t xml:space="preserve">c.</w:t>
+            </w:r>
+            <w:r>
+              <w:rPr>
+                <w:rFonts w:ascii="Avenir Next" w:hAnsi="Avenir Next" w:cs="Avenir Next" w:eastAsia="Avenir Next"/>
+                <w:color w:val="1A1A1A"/>
                 <w:sz w:val="20"/>
                 <w:szCs w:val="20"/>
               </w:rPr>
-              <w:t xml:space="preserve">c.</w:t>
+              <w:tab/>
+            </w:r>
+            <w:r>
+              <w:rPr>
+                <w:rFonts w:ascii="Avenir Next" w:hAnsi="Avenir Next" w:cs="Avenir Next" w:eastAsia="Avenir Next"/>
+                <w:color w:val="1A1A1A"/>
+                <w:sz w:val="22"/>
+                <w:szCs w:val="20"/>
+              </w:rPr>
+              <w:t xml:space="preserve">How many times do they ring together after 7:00 and up to 9:00 a.m.?</w:t>
             </w:r>
             <w:r>
               <w:rPr>
@@ -2728,7 +2750,7 @@
                 <w:sz w:val="20"/>
                 <w:szCs w:val="20"/>
               </w:rPr>
-              <w:tab/>
+              <w:t xml:space="preserve">  </w:t>
             </w:r>
             <w:r>
               <w:rPr>
@@ -2736,24 +2758,6 @@
                 <w:color w:val="1A1A1A"/>
                 <w:sz w:val="20"/>
                 <w:szCs w:val="20"/>
-              </w:rPr>
-              <w:t xml:space="preserve">How many times do they ring together after 7:00 and up to 9:00 a.m.?</w:t>
-            </w:r>
-            <w:r>
-              <w:rPr>
-                <w:rFonts w:ascii="Avenir Next" w:hAnsi="Avenir Next" w:cs="Avenir Next" w:eastAsia="Avenir Next"/>
-                <w:color w:val="1A1A1A"/>
-                <w:sz w:val="20"/>
-                <w:szCs w:val="20"/>
-              </w:rPr>
-              <w:t xml:space="preserve">  </w:t>
-            </w:r>
-            <w:r>
-              <w:rPr>
-                <w:rFonts w:ascii="Avenir Next" w:hAnsi="Avenir Next" w:cs="Avenir Next" w:eastAsia="Avenir Next"/>
-                <w:color w:val="1A1A1A"/>
-                <w:sz w:val="20"/>
-                <w:szCs w:val="20"/>
                 <w:u w:val="single"/>
               </w:rPr>
               <w:t xml:space="preserve">                      </w:t>
@@ -2761,7 +2765,7 @@
           </w:p>
           <w:p>
             <w:pPr>
-              <w:spacing w:before="0" w:after="0" w:line="60" w:lineRule="auto"/>
+              <w:spacing w:before="0" w:after="0" w:line="50" w:lineRule="exact"/>
             </w:pPr>
           </w:p>
           <w:tbl>
@@ -2819,7 +2823,7 @@
           </w:tbl>
           <w:p>
             <w:pPr>
-              <w:spacing w:before="0" w:after="0" w:line="24" w:lineRule="auto"/>
+              <w:spacing w:before="0" w:after="0" w:line="50" w:lineRule="exact"/>
             </w:pPr>
           </w:p>
         </w:tc>
@@ -2827,11 +2831,12 @@
     </w:tbl>
     <w:p>
       <w:pPr>
-        <w:spacing w:before="0" w:after="0" w:line="20" w:lineRule="exact"/>
+        <w:spacing w:before="0" w:after="0" w:line="50" w:lineRule="exact"/>
       </w:pPr>
     </w:p>
     <w:p>
       <w:pPr>
+        <w:pStyle w:val="Heading2"/>
         <w:keepNext/>
         <w:pBdr>
           <w:bottom w:val="single" w:sz="8" w:space="3" w:color="003A70"/>
@@ -2839,7 +2844,7 @@
         <w:tabs>
           <w:tab w:val="right" w:pos="9504"/>
         </w:tabs>
-        <w:spacing w:before="90" w:after="50" w:line="240" w:lineRule="auto"/>
+        <w:spacing w:before="54" w:after="30" w:line="240" w:lineRule="auto"/>
       </w:pPr>
       <w:r>
         <w:rPr>
@@ -2847,7 +2852,7 @@
           <w:b/>
           <w:color w:val="003A70"/>
           <w:spacing w:val="14"/>
-          <w:sz w:val="19"/>
+          <w:sz w:val="22"/>
           <w:szCs w:val="19"/>
         </w:rPr>
         <w:t xml:space="preserve">FIND THE ERROR</w:t>
@@ -2866,7 +2871,7 @@
           <w:rFonts w:ascii="Avenir Next" w:hAnsi="Avenir Next" w:cs="Avenir Next" w:eastAsia="Avenir Next"/>
           <w:i/>
           <w:color w:val="5A5F66"/>
-          <w:sz w:val="17"/>
+          <w:sz w:val="22"/>
           <w:szCs w:val="17"/>
         </w:rPr>
         <w:t xml:space="preserve">explain the mistake, then fix it</w:t>
@@ -2874,7 +2879,7 @@
     </w:p>
     <w:p>
       <w:pPr>
-        <w:spacing w:before="0" w:after="0" w:line="20" w:lineRule="exact"/>
+        <w:spacing w:before="0" w:after="0" w:line="50" w:lineRule="exact"/>
       </w:pPr>
     </w:p>
     <w:tbl>
@@ -2916,7 +2921,7 @@
               <w:tabs>
                 <w:tab w:val="left" w:pos="432"/>
               </w:tabs>
-              <w:spacing w:before="90" w:after="40" w:line="268" w:lineRule="auto"/>
+              <w:spacing w:before="54" w:after="24" w:line="268" w:lineRule="auto"/>
               <w:ind w:left="432" w:hanging="432"/>
             </w:pPr>
             <w:r>
@@ -2924,18 +2929,18 @@
                 <w:rFonts w:ascii="Avenir Next" w:hAnsi="Avenir Next" w:cs="Avenir Next" w:eastAsia="Avenir Next"/>
                 <w:b/>
                 <w:color w:val="1A1A1A"/>
+                <w:sz w:val="22"/>
+                <w:szCs w:val="20"/>
+              </w:rPr>
+              <w:t xml:space="preserve">9.</w:t>
+            </w:r>
+            <w:r>
+              <w:rPr>
+                <w:rFonts w:ascii="Avenir Next" w:hAnsi="Avenir Next" w:cs="Avenir Next" w:eastAsia="Avenir Next"/>
+                <w:color w:val="1A1A1A"/>
                 <w:sz w:val="20"/>
                 <w:szCs w:val="20"/>
               </w:rPr>
-              <w:t xml:space="preserve">9.</w:t>
-            </w:r>
-            <w:r>
-              <w:rPr>
-                <w:rFonts w:ascii="Avenir Next" w:hAnsi="Avenir Next" w:cs="Avenir Next" w:eastAsia="Avenir Next"/>
-                <w:color w:val="1A1A1A"/>
-                <w:sz w:val="20"/>
-                <w:szCs w:val="20"/>
-              </w:rPr>
               <w:tab/>
             </w:r>
             <w:r>
@@ -2943,7 +2948,7 @@
                 <w:rFonts w:ascii="Avenir Next" w:hAnsi="Avenir Next" w:cs="Avenir Next" w:eastAsia="Avenir Next"/>
                 <w:b/>
                 <w:color w:val="1A1A1A"/>
-                <w:sz w:val="20"/>
+                <w:sz w:val="22"/>
                 <w:szCs w:val="20"/>
               </w:rPr>
               <w:t xml:space="preserve">Gia’s Work.  </w:t>
@@ -2952,7 +2957,7 @@
               <w:rPr>
                 <w:rFonts w:ascii="Avenir Next" w:hAnsi="Avenir Next" w:cs="Avenir Next" w:eastAsia="Avenir Next"/>
                 <w:color w:val="1A1A1A"/>
-                <w:sz w:val="20"/>
+                <w:sz w:val="22"/>
                 <w:szCs w:val="20"/>
               </w:rPr>
               <w:t xml:space="preserve">Gia listed multiples of 3 and of 5. She said the LCM is 30, the second number that appeared on both lists. Explain her mistake. Then give the correct LCM.</w:t>
@@ -2998,7 +3003,7 @@
                 </w:tcPr>
                 <w:p>
                   <w:pPr>
-                    <w:spacing w:before="0" w:after="0" w:line="240" w:lineRule="auto"/>
+                    <w:spacing w:before="0" w:after="0" w:line="50" w:lineRule="exact"/>
                   </w:pPr>
                 </w:p>
               </w:tc>
@@ -3018,7 +3023,7 @@
                 </w:tcPr>
                 <w:p>
                   <w:pPr>
-                    <w:spacing w:before="0" w:after="0" w:line="240" w:lineRule="auto"/>
+                    <w:spacing w:before="0" w:after="0" w:line="50" w:lineRule="exact"/>
                   </w:pPr>
                 </w:p>
               </w:tc>
@@ -3038,7 +3043,7 @@
                 </w:tcPr>
                 <w:p>
                   <w:pPr>
-                    <w:spacing w:before="0" w:after="0" w:line="240" w:lineRule="auto"/>
+                    <w:spacing w:before="0" w:after="0" w:line="50" w:lineRule="exact"/>
                   </w:pPr>
                 </w:p>
               </w:tc>
@@ -3046,7 +3051,7 @@
           </w:tbl>
           <w:p>
             <w:pPr>
-              <w:spacing w:before="0" w:after="0" w:line="24" w:lineRule="auto"/>
+              <w:spacing w:before="0" w:after="0" w:line="50" w:lineRule="exact"/>
             </w:pPr>
           </w:p>
         </w:tc>
@@ -3054,11 +3059,12 @@
     </w:tbl>
     <w:p>
       <w:pPr>
-        <w:spacing w:before="0" w:after="0" w:line="20" w:lineRule="exact"/>
+        <w:spacing w:before="0" w:after="0" w:line="50" w:lineRule="exact"/>
       </w:pPr>
     </w:p>
     <w:p>
       <w:pPr>
+        <w:pStyle w:val="Heading2"/>
         <w:keepNext/>
         <w:pBdr>
           <w:bottom w:val="single" w:sz="8" w:space="3" w:color="003A70"/>
@@ -3066,7 +3072,7 @@
         <w:tabs>
           <w:tab w:val="right" w:pos="9504"/>
         </w:tabs>
-        <w:spacing w:before="90" w:after="50" w:line="240" w:lineRule="auto"/>
+        <w:spacing w:before="54" w:after="30" w:line="240" w:lineRule="auto"/>
       </w:pPr>
       <w:r>
         <w:rPr>
@@ -3074,7 +3080,7 @@
           <w:b/>
           <w:color w:val="003A70"/>
           <w:spacing w:val="14"/>
-          <w:sz w:val="19"/>
+          <w:sz w:val="22"/>
           <w:szCs w:val="19"/>
         </w:rPr>
         <w:t xml:space="preserve">TEST PRACTICE</w:t>
@@ -3093,7 +3099,7 @@
           <w:rFonts w:ascii="Avenir Next" w:hAnsi="Avenir Next" w:cs="Avenir Next" w:eastAsia="Avenir Next"/>
           <w:i/>
           <w:color w:val="5A5F66"/>
-          <w:sz w:val="17"/>
+          <w:sz w:val="22"/>
           <w:szCs w:val="17"/>
         </w:rPr>
         <w:t xml:space="preserve">choose the best answer</w:t>
@@ -3101,7 +3107,7 @@
     </w:p>
     <w:p>
       <w:pPr>
-        <w:spacing w:before="0" w:after="0" w:line="20" w:lineRule="exact"/>
+        <w:spacing w:before="0" w:after="0" w:line="50" w:lineRule="exact"/>
       </w:pPr>
     </w:p>
     <w:tbl>
@@ -3143,7 +3149,7 @@
               <w:tabs>
                 <w:tab w:val="left" w:pos="432"/>
               </w:tabs>
-              <w:spacing w:before="90" w:after="40" w:line="268" w:lineRule="auto"/>
+              <w:spacing w:before="54" w:after="24" w:line="268" w:lineRule="auto"/>
               <w:ind w:left="432" w:hanging="432"/>
             </w:pPr>
             <w:r>
@@ -3151,25 +3157,25 @@
                 <w:rFonts w:ascii="Avenir Next" w:hAnsi="Avenir Next" w:cs="Avenir Next" w:eastAsia="Avenir Next"/>
                 <w:b/>
                 <w:color w:val="1A1A1A"/>
+                <w:sz w:val="22"/>
+                <w:szCs w:val="20"/>
+              </w:rPr>
+              <w:t xml:space="preserve">10.</w:t>
+            </w:r>
+            <w:r>
+              <w:rPr>
+                <w:rFonts w:ascii="Avenir Next" w:hAnsi="Avenir Next" w:cs="Avenir Next" w:eastAsia="Avenir Next"/>
+                <w:color w:val="1A1A1A"/>
                 <w:sz w:val="20"/>
                 <w:szCs w:val="20"/>
               </w:rPr>
-              <w:t xml:space="preserve">10.</w:t>
-            </w:r>
-            <w:r>
-              <w:rPr>
-                <w:rFonts w:ascii="Avenir Next" w:hAnsi="Avenir Next" w:cs="Avenir Next" w:eastAsia="Avenir Next"/>
-                <w:color w:val="1A1A1A"/>
-                <w:sz w:val="20"/>
-                <w:szCs w:val="20"/>
-              </w:rPr>
               <w:tab/>
             </w:r>
             <w:r>
               <w:rPr>
                 <w:rFonts w:ascii="Avenir Next" w:hAnsi="Avenir Next" w:cs="Avenir Next" w:eastAsia="Avenir Next"/>
                 <w:color w:val="1A1A1A"/>
-                <w:sz w:val="20"/>
+                <w:sz w:val="22"/>
                 <w:szCs w:val="20"/>
               </w:rPr>
               <w:t xml:space="preserve">The LCM of 6 and 8 is —</w:t>
@@ -3225,7 +3231,7 @@
                       <w:rFonts w:ascii="Avenir Next" w:hAnsi="Avenir Next" w:cs="Avenir Next" w:eastAsia="Avenir Next"/>
                       <w:b/>
                       <w:color w:val="003A70"/>
-                      <w:sz w:val="19"/>
+                      <w:sz w:val="22"/>
                       <w:szCs w:val="19"/>
                     </w:rPr>
                     <w:t xml:space="preserve">A</w:t>
@@ -3243,7 +3249,7 @@
                     <w:rPr>
                       <w:rFonts w:ascii="Avenir Next" w:hAnsi="Avenir Next" w:cs="Avenir Next" w:eastAsia="Avenir Next"/>
                       <w:color w:val="1A1A1A"/>
-                      <w:sz w:val="19"/>
+                      <w:sz w:val="22"/>
                       <w:szCs w:val="19"/>
                     </w:rPr>
                     <w:t xml:space="preserve">2</w:t>
@@ -3268,7 +3274,7 @@
                       <w:rFonts w:ascii="Avenir Next" w:hAnsi="Avenir Next" w:cs="Avenir Next" w:eastAsia="Avenir Next"/>
                       <w:b/>
                       <w:color w:val="003A70"/>
-                      <w:sz w:val="19"/>
+                      <w:sz w:val="22"/>
                       <w:szCs w:val="19"/>
                     </w:rPr>
                     <w:t xml:space="preserve">B</w:t>
@@ -3286,7 +3292,7 @@
                     <w:rPr>
                       <w:rFonts w:ascii="Avenir Next" w:hAnsi="Avenir Next" w:cs="Avenir Next" w:eastAsia="Avenir Next"/>
                       <w:color w:val="1A1A1A"/>
-                      <w:sz w:val="19"/>
+                      <w:sz w:val="22"/>
                       <w:szCs w:val="19"/>
                     </w:rPr>
                     <w:t xml:space="preserve">14</w:t>
@@ -3311,7 +3317,7 @@
                       <w:rFonts w:ascii="Avenir Next" w:hAnsi="Avenir Next" w:cs="Avenir Next" w:eastAsia="Avenir Next"/>
                       <w:b/>
                       <w:color w:val="003A70"/>
-                      <w:sz w:val="19"/>
+                      <w:sz w:val="22"/>
                       <w:szCs w:val="19"/>
                     </w:rPr>
                     <w:t xml:space="preserve">C</w:t>
@@ -3329,7 +3335,7 @@
                     <w:rPr>
                       <w:rFonts w:ascii="Avenir Next" w:hAnsi="Avenir Next" w:cs="Avenir Next" w:eastAsia="Avenir Next"/>
                       <w:color w:val="1A1A1A"/>
-                      <w:sz w:val="19"/>
+                      <w:sz w:val="22"/>
                       <w:szCs w:val="19"/>
                     </w:rPr>
                     <w:t xml:space="preserve">24</w:t>
@@ -3354,7 +3360,7 @@
                       <w:rFonts w:ascii="Avenir Next" w:hAnsi="Avenir Next" w:cs="Avenir Next" w:eastAsia="Avenir Next"/>
                       <w:b/>
                       <w:color w:val="003A70"/>
-                      <w:sz w:val="19"/>
+                      <w:sz w:val="22"/>
                       <w:szCs w:val="19"/>
                     </w:rPr>
                     <w:t xml:space="preserve">D</w:t>
@@ -3372,7 +3378,7 @@
                     <w:rPr>
                       <w:rFonts w:ascii="Avenir Next" w:hAnsi="Avenir Next" w:cs="Avenir Next" w:eastAsia="Avenir Next"/>
                       <w:color w:val="1A1A1A"/>
-                      <w:sz w:val="19"/>
+                      <w:sz w:val="22"/>
                       <w:szCs w:val="19"/>
                     </w:rPr>
                     <w:t xml:space="preserve">48</w:t>
@@ -3383,7 +3389,7 @@
           </w:tbl>
           <w:p>
             <w:pPr>
-              <w:spacing w:before="0" w:after="0" w:line="24" w:lineRule="auto"/>
+              <w:spacing w:before="0" w:after="0" w:line="50" w:lineRule="exact"/>
             </w:pPr>
           </w:p>
         </w:tc>
@@ -3391,12 +3397,12 @@
     </w:tbl>
     <w:p>
       <w:pPr>
-        <w:spacing w:before="0" w:after="0" w:line="20" w:lineRule="exact"/>
+        <w:spacing w:before="0" w:after="0" w:line="50" w:lineRule="exact"/>
       </w:pPr>
     </w:p>
     <w:p>
       <w:pPr>
-        <w:spacing w:before="0" w:after="0" w:line="20" w:lineRule="exact"/>
+        <w:spacing w:before="0" w:after="0" w:line="50" w:lineRule="exact"/>
       </w:pPr>
     </w:p>
     <w:tbl>
@@ -3438,7 +3444,7 @@
               <w:tabs>
                 <w:tab w:val="left" w:pos="432"/>
               </w:tabs>
-              <w:spacing w:before="90" w:after="40" w:line="268" w:lineRule="auto"/>
+              <w:spacing w:before="54" w:after="24" w:line="268" w:lineRule="auto"/>
               <w:ind w:left="432" w:hanging="432"/>
             </w:pPr>
             <w:r>
@@ -3446,25 +3452,25 @@
                 <w:rFonts w:ascii="Avenir Next" w:hAnsi="Avenir Next" w:cs="Avenir Next" w:eastAsia="Avenir Next"/>
                 <w:b/>
                 <w:color w:val="1A1A1A"/>
+                <w:sz w:val="22"/>
+                <w:szCs w:val="20"/>
+              </w:rPr>
+              <w:t xml:space="preserve">11.</w:t>
+            </w:r>
+            <w:r>
+              <w:rPr>
+                <w:rFonts w:ascii="Avenir Next" w:hAnsi="Avenir Next" w:cs="Avenir Next" w:eastAsia="Avenir Next"/>
+                <w:color w:val="1A1A1A"/>
                 <w:sz w:val="20"/>
                 <w:szCs w:val="20"/>
               </w:rPr>
-              <w:t xml:space="preserve">11.</w:t>
-            </w:r>
-            <w:r>
-              <w:rPr>
-                <w:rFonts w:ascii="Avenir Next" w:hAnsi="Avenir Next" w:cs="Avenir Next" w:eastAsia="Avenir Next"/>
-                <w:color w:val="1A1A1A"/>
-                <w:sz w:val="20"/>
-                <w:szCs w:val="20"/>
-              </w:rPr>
               <w:tab/>
             </w:r>
             <w:r>
               <w:rPr>
                 <w:rFonts w:ascii="Avenir Next" w:hAnsi="Avenir Next" w:cs="Avenir Next" w:eastAsia="Avenir Next"/>
                 <w:color w:val="1A1A1A"/>
-                <w:sz w:val="20"/>
+                <w:sz w:val="22"/>
                 <w:szCs w:val="20"/>
               </w:rPr>
               <w:t xml:space="preserve">Which number is a multiple of 7?</w:t>
@@ -3520,7 +3526,7 @@
                       <w:rFonts w:ascii="Avenir Next" w:hAnsi="Avenir Next" w:cs="Avenir Next" w:eastAsia="Avenir Next"/>
                       <w:b/>
                       <w:color w:val="003A70"/>
-                      <w:sz w:val="19"/>
+                      <w:sz w:val="22"/>
                       <w:szCs w:val="19"/>
                     </w:rPr>
                     <w:t xml:space="preserve">A</w:t>
@@ -3538,7 +3544,7 @@
                     <w:rPr>
                       <w:rFonts w:ascii="Avenir Next" w:hAnsi="Avenir Next" w:cs="Avenir Next" w:eastAsia="Avenir Next"/>
                       <w:color w:val="1A1A1A"/>
-                      <w:sz w:val="19"/>
+                      <w:sz w:val="22"/>
                       <w:szCs w:val="19"/>
                     </w:rPr>
                     <w:t xml:space="preserve">1</w:t>
@@ -3563,7 +3569,7 @@
                       <w:rFonts w:ascii="Avenir Next" w:hAnsi="Avenir Next" w:cs="Avenir Next" w:eastAsia="Avenir Next"/>
                       <w:b/>
                       <w:color w:val="003A70"/>
-                      <w:sz w:val="19"/>
+                      <w:sz w:val="22"/>
                       <w:szCs w:val="19"/>
                     </w:rPr>
                     <w:t xml:space="preserve">B</w:t>
@@ -3581,7 +3587,7 @@
                     <w:rPr>
                       <w:rFonts w:ascii="Avenir Next" w:hAnsi="Avenir Next" w:cs="Avenir Next" w:eastAsia="Avenir Next"/>
                       <w:color w:val="1A1A1A"/>
-                      <w:sz w:val="19"/>
+                      <w:sz w:val="22"/>
                       <w:szCs w:val="19"/>
                     </w:rPr>
                     <w:t xml:space="preserve">17</w:t>
@@ -3606,7 +3612,7 @@
                       <w:rFonts w:ascii="Avenir Next" w:hAnsi="Avenir Next" w:cs="Avenir Next" w:eastAsia="Avenir Next"/>
                       <w:b/>
                       <w:color w:val="003A70"/>
-                      <w:sz w:val="19"/>
+                      <w:sz w:val="22"/>
                       <w:szCs w:val="19"/>
                     </w:rPr>
                     <w:t xml:space="preserve">C</w:t>
@@ -3624,7 +3630,7 @@
                     <w:rPr>
                       <w:rFonts w:ascii="Avenir Next" w:hAnsi="Avenir Next" w:cs="Avenir Next" w:eastAsia="Avenir Next"/>
                       <w:color w:val="1A1A1A"/>
-                      <w:sz w:val="19"/>
+                      <w:sz w:val="22"/>
                       <w:szCs w:val="19"/>
                     </w:rPr>
                     <w:t xml:space="preserve">27</w:t>
@@ -3649,7 +3655,7 @@
                       <w:rFonts w:ascii="Avenir Next" w:hAnsi="Avenir Next" w:cs="Avenir Next" w:eastAsia="Avenir Next"/>
                       <w:b/>
                       <w:color w:val="003A70"/>
-                      <w:sz w:val="19"/>
+                      <w:sz w:val="22"/>
                       <w:szCs w:val="19"/>
                     </w:rPr>
                     <w:t xml:space="preserve">D</w:t>
@@ -3667,7 +3673,7 @@
                     <w:rPr>
                       <w:rFonts w:ascii="Avenir Next" w:hAnsi="Avenir Next" w:cs="Avenir Next" w:eastAsia="Avenir Next"/>
                       <w:color w:val="1A1A1A"/>
-                      <w:sz w:val="19"/>
+                      <w:sz w:val="22"/>
                       <w:szCs w:val="19"/>
                     </w:rPr>
                     <w:t xml:space="preserve">35</w:t>
@@ -3678,7 +3684,7 @@
           </w:tbl>
           <w:p>
             <w:pPr>
-              <w:spacing w:before="0" w:after="0" w:line="24" w:lineRule="auto"/>
+              <w:spacing w:before="0" w:after="0" w:line="50" w:lineRule="exact"/>
             </w:pPr>
           </w:p>
         </w:tc>
@@ -3686,11 +3692,12 @@
     </w:tbl>
     <w:p>
       <w:pPr>
-        <w:spacing w:before="0" w:after="0" w:line="20" w:lineRule="exact"/>
+        <w:spacing w:before="0" w:after="0" w:line="50" w:lineRule="exact"/>
       </w:pPr>
     </w:p>
     <w:p>
       <w:pPr>
+        <w:pStyle w:val="Heading2"/>
         <w:keepNext/>
         <w:pBdr>
           <w:bottom w:val="single" w:sz="8" w:space="3" w:color="003A70"/>
@@ -3698,7 +3705,7 @@
         <w:tabs>
           <w:tab w:val="right" w:pos="9504"/>
         </w:tabs>
-        <w:spacing w:before="90" w:after="50" w:line="240" w:lineRule="auto"/>
+        <w:spacing w:before="54" w:after="30" w:line="240" w:lineRule="auto"/>
       </w:pPr>
       <w:r>
         <w:rPr>
@@ -3706,7 +3713,7 @@
           <w:b/>
           <w:color w:val="003A70"/>
           <w:spacing w:val="14"/>
-          <w:sz w:val="19"/>
+          <w:sz w:val="22"/>
           <w:szCs w:val="19"/>
         </w:rPr>
         <w:t xml:space="preserve">SELF-CHECK CODE</w:t>
@@ -3725,7 +3732,7 @@
           <w:rFonts w:ascii="Avenir Next" w:hAnsi="Avenir Next" w:cs="Avenir Next" w:eastAsia="Avenir Next"/>
           <w:i/>
           <w:color w:val="5A5F66"/>
-          <w:sz w:val="17"/>
+          <w:sz w:val="22"/>
           <w:szCs w:val="17"/>
         </w:rPr>
         <w:t xml:space="preserve">find your answer · copy its letter into that problem’s box · spell a math word</w:t>
@@ -3784,7 +3791,7 @@
                 <w:rFonts w:ascii="Avenir Next" w:hAnsi="Avenir Next" w:cs="Avenir Next" w:eastAsia="Avenir Next"/>
                 <w:b/>
                 <w:color w:val="1A1A1A"/>
-                <w:sz w:val="18"/>
+                <w:sz w:val="22"/>
                 <w:szCs w:val="18"/>
               </w:rPr>
               <w:t xml:space="preserve">108</w:t>
@@ -3800,7 +3807,7 @@
                 <w:rFonts w:ascii="Avenir Next" w:hAnsi="Avenir Next" w:cs="Avenir Next" w:eastAsia="Avenir Next"/>
                 <w:b/>
                 <w:color w:val="003A70"/>
-                <w:sz w:val="18"/>
+                <w:sz w:val="22"/>
                 <w:szCs w:val="18"/>
               </w:rPr>
               <w:t xml:space="preserve">Z</w:t>
@@ -3823,7 +3830,7 @@
                 <w:rFonts w:ascii="Avenir Next" w:hAnsi="Avenir Next" w:cs="Avenir Next" w:eastAsia="Avenir Next"/>
                 <w:b/>
                 <w:color w:val="1A1A1A"/>
-                <w:sz w:val="18"/>
+                <w:sz w:val="22"/>
                 <w:szCs w:val="18"/>
               </w:rPr>
               <w:t xml:space="preserve">7:36</w:t>
@@ -3839,7 +3846,7 @@
                 <w:rFonts w:ascii="Avenir Next" w:hAnsi="Avenir Next" w:cs="Avenir Next" w:eastAsia="Avenir Next"/>
                 <w:b/>
                 <w:color w:val="003A70"/>
-                <w:sz w:val="18"/>
+                <w:sz w:val="22"/>
                 <w:szCs w:val="18"/>
               </w:rPr>
               <w:t xml:space="preserve">E</w:t>
@@ -3862,7 +3869,7 @@
                 <w:rFonts w:ascii="Avenir Next" w:hAnsi="Avenir Next" w:cs="Avenir Next" w:eastAsia="Avenir Next"/>
                 <w:b/>
                 <w:color w:val="1A1A1A"/>
-                <w:sz w:val="18"/>
+                <w:sz w:val="22"/>
                 <w:szCs w:val="18"/>
               </w:rPr>
               <w:t xml:space="preserve">150</w:t>
@@ -3878,7 +3885,7 @@
                 <w:rFonts w:ascii="Avenir Next" w:hAnsi="Avenir Next" w:cs="Avenir Next" w:eastAsia="Avenir Next"/>
                 <w:b/>
                 <w:color w:val="003A70"/>
-                <w:sz w:val="18"/>
+                <w:sz w:val="22"/>
                 <w:szCs w:val="18"/>
               </w:rPr>
               <w:t xml:space="preserve">I</w:t>
@@ -3901,7 +3908,7 @@
                 <w:rFonts w:ascii="Avenir Next" w:hAnsi="Avenir Next" w:cs="Avenir Next" w:eastAsia="Avenir Next"/>
                 <w:b/>
                 <w:color w:val="1A1A1A"/>
-                <w:sz w:val="18"/>
+                <w:sz w:val="22"/>
                 <w:szCs w:val="18"/>
               </w:rPr>
               <w:t xml:space="preserve">320</w:t>
@@ -3917,7 +3924,7 @@
                 <w:rFonts w:ascii="Avenir Next" w:hAnsi="Avenir Next" w:cs="Avenir Next" w:eastAsia="Avenir Next"/>
                 <w:b/>
                 <w:color w:val="003A70"/>
-                <w:sz w:val="18"/>
+                <w:sz w:val="22"/>
                 <w:szCs w:val="18"/>
               </w:rPr>
               <w:t xml:space="preserve">Q</w:t>
@@ -3940,7 +3947,7 @@
                 <w:rFonts w:ascii="Avenir Next" w:hAnsi="Avenir Next" w:cs="Avenir Next" w:eastAsia="Avenir Next"/>
                 <w:b/>
                 <w:color w:val="1A1A1A"/>
-                <w:sz w:val="18"/>
+                <w:sz w:val="22"/>
                 <w:szCs w:val="18"/>
               </w:rPr>
               <w:t xml:space="preserve">36</w:t>
@@ -3956,7 +3963,7 @@
                 <w:rFonts w:ascii="Avenir Next" w:hAnsi="Avenir Next" w:cs="Avenir Next" w:eastAsia="Avenir Next"/>
                 <w:b/>
                 <w:color w:val="003A70"/>
-                <w:sz w:val="18"/>
+                <w:sz w:val="22"/>
                 <w:szCs w:val="18"/>
               </w:rPr>
               <w:t xml:space="preserve">L</w:t>
@@ -3979,7 +3986,7 @@
                 <w:rFonts w:ascii="Avenir Next" w:hAnsi="Avenir Next" w:cs="Avenir Next" w:eastAsia="Avenir Next"/>
                 <w:b/>
                 <w:color w:val="1A1A1A"/>
-                <w:sz w:val="18"/>
+                <w:sz w:val="22"/>
                 <w:szCs w:val="18"/>
               </w:rPr>
               <w:t xml:space="preserve">15</w:t>
@@ -3995,7 +4002,7 @@
                 <w:rFonts w:ascii="Avenir Next" w:hAnsi="Avenir Next" w:cs="Avenir Next" w:eastAsia="Avenir Next"/>
                 <w:b/>
                 <w:color w:val="003A70"/>
-                <w:sz w:val="18"/>
+                <w:sz w:val="22"/>
                 <w:szCs w:val="18"/>
               </w:rPr>
               <w:t xml:space="preserve">L</w:t>
@@ -4018,7 +4025,7 @@
                 <w:rFonts w:ascii="Avenir Next" w:hAnsi="Avenir Next" w:cs="Avenir Next" w:eastAsia="Avenir Next"/>
                 <w:b/>
                 <w:color w:val="1A1A1A"/>
-                <w:sz w:val="18"/>
+                <w:sz w:val="22"/>
                 <w:szCs w:val="18"/>
               </w:rPr>
               <w:t xml:space="preserve">42</w:t>
@@ -4034,7 +4041,7 @@
                 <w:rFonts w:ascii="Avenir Next" w:hAnsi="Avenir Next" w:cs="Avenir Next" w:eastAsia="Avenir Next"/>
                 <w:b/>
                 <w:color w:val="003A70"/>
-                <w:sz w:val="18"/>
+                <w:sz w:val="22"/>
                 <w:szCs w:val="18"/>
               </w:rPr>
               <w:t xml:space="preserve">U</w:t>
@@ -4057,7 +4064,7 @@
                 <w:rFonts w:ascii="Avenir Next" w:hAnsi="Avenir Next" w:cs="Avenir Next" w:eastAsia="Avenir Next"/>
                 <w:b/>
                 <w:color w:val="1A1A1A"/>
-                <w:sz w:val="18"/>
+                <w:sz w:val="22"/>
                 <w:szCs w:val="18"/>
               </w:rPr>
               <w:t xml:space="preserve">80</w:t>
@@ -4073,7 +4080,7 @@
                 <w:rFonts w:ascii="Avenir Next" w:hAnsi="Avenir Next" w:cs="Avenir Next" w:eastAsia="Avenir Next"/>
                 <w:b/>
                 <w:color w:val="003A70"/>
-                <w:sz w:val="18"/>
+                <w:sz w:val="22"/>
                 <w:szCs w:val="18"/>
               </w:rPr>
               <w:t xml:space="preserve">T</w:t>
@@ -4096,7 +4103,7 @@
                 <w:rFonts w:ascii="Avenir Next" w:hAnsi="Avenir Next" w:cs="Avenir Next" w:eastAsia="Avenir Next"/>
                 <w:b/>
                 <w:color w:val="1A1A1A"/>
-                <w:sz w:val="18"/>
+                <w:sz w:val="22"/>
                 <w:szCs w:val="18"/>
               </w:rPr>
               <w:t xml:space="preserve">60</w:t>
@@ -4112,7 +4119,7 @@
                 <w:rFonts w:ascii="Avenir Next" w:hAnsi="Avenir Next" w:cs="Avenir Next" w:eastAsia="Avenir Next"/>
                 <w:b/>
                 <w:color w:val="003A70"/>
-                <w:sz w:val="18"/>
+                <w:sz w:val="22"/>
                 <w:szCs w:val="18"/>
               </w:rPr>
               <w:t xml:space="preserve">M</w:t>
@@ -4135,7 +4142,7 @@
                 <w:rFonts w:ascii="Avenir Next" w:hAnsi="Avenir Next" w:cs="Avenir Next" w:eastAsia="Avenir Next"/>
                 <w:b/>
                 <w:color w:val="1A1A1A"/>
-                <w:sz w:val="18"/>
+                <w:sz w:val="22"/>
                 <w:szCs w:val="18"/>
               </w:rPr>
               <w:t xml:space="preserve">30</w:t>
@@ -4151,7 +4158,7 @@
                 <w:rFonts w:ascii="Avenir Next" w:hAnsi="Avenir Next" w:cs="Avenir Next" w:eastAsia="Avenir Next"/>
                 <w:b/>
                 <w:color w:val="003A70"/>
-                <w:sz w:val="18"/>
+                <w:sz w:val="22"/>
                 <w:szCs w:val="18"/>
               </w:rPr>
               <w:t xml:space="preserve">P</w:t>
@@ -4162,7 +4169,7 @@
     </w:tbl>
     <w:p>
       <w:pPr>
-        <w:spacing w:before="0" w:after="0" w:line="60" w:lineRule="auto"/>
+        <w:spacing w:before="0" w:after="0" w:line="50" w:lineRule="exact"/>
       </w:pPr>
     </w:p>
     <w:tbl>
@@ -4373,7 +4380,7 @@
     </w:tbl>
     <w:p>
       <w:pPr>
-        <w:spacing w:before="0" w:after="0" w:line="40" w:lineRule="auto"/>
+        <w:spacing w:before="0" w:after="0" w:line="50" w:lineRule="exact"/>
       </w:pPr>
     </w:p>
     <w:tbl>
@@ -4415,6 +4422,7 @@
           </w:tcPr>
           <w:p>
             <w:pPr>
+              <w:pStyle w:val="Heading2"/>
               <w:spacing w:before="0" w:after="0" w:line="240" w:lineRule="auto"/>
             </w:pPr>
             <w:r>
@@ -4452,7 +4460,7 @@
               <w:rPr>
                 <w:rFonts w:ascii="Avenir Next" w:hAnsi="Avenir Next" w:cs="Avenir Next" w:eastAsia="Avenir Next"/>
                 <w:color w:val="1A1A1A"/>
-                <w:sz w:val="17"/>
+                <w:sz w:val="22"/>
                 <w:szCs w:val="17"/>
               </w:rPr>
               <w:t xml:space="preserve">  I can do this on my own</w:t>
@@ -4481,7 +4489,7 @@
               <w:rPr>
                 <w:rFonts w:ascii="Avenir Next" w:hAnsi="Avenir Next" w:cs="Avenir Next" w:eastAsia="Avenir Next"/>
                 <w:color w:val="1A1A1A"/>
-                <w:sz w:val="17"/>
+                <w:sz w:val="22"/>
                 <w:szCs w:val="17"/>
               </w:rPr>
               <w:t xml:space="preserve">  I need a little help</w:t>
@@ -4510,7 +4518,7 @@
               <w:rPr>
                 <w:rFonts w:ascii="Avenir Next" w:hAnsi="Avenir Next" w:cs="Avenir Next" w:eastAsia="Avenir Next"/>
                 <w:color w:val="1A1A1A"/>
-                <w:sz w:val="17"/>
+                <w:sz w:val="22"/>
                 <w:szCs w:val="17"/>
               </w:rPr>
               <w:t xml:space="preserve">  I have a question about #</w:t>
@@ -4531,13 +4539,13 @@
     </w:tbl>
     <w:p>
       <w:pPr>
-        <w:spacing w:before="0" w:after="0" w:line="20" w:lineRule="exact"/>
+        <w:spacing w:before="0" w:after="0" w:line="50" w:lineRule="exact"/>
       </w:pPr>
     </w:p>
     <w:sectPr>
       <w:footerReference w:type="default" r:id="rIdFooter1"/>
       <w:pgSz w:w="12240" w:h="15840"/>
-      <w:pgMar w:top="893" w:right="1224" w:bottom="835" w:left="1512" w:header="432" w:footer="432" w:gutter="0"/>
+      <w:pgMar w:top="763" w:right="1224" w:bottom="691" w:left="1512" w:header="432" w:footer="432" w:gutter="0"/>
       <w:cols w:space="720"/>
     </w:sectPr>
   </w:body>
@@ -4617,7 +4625,106 @@
               <w:sz w:val="15"/>
               <w:szCs w:val="15"/>
             </w:rPr>
-            <w:t xml:space="preserve">Lesson 6-7  ·  Session 2  ·  Practice Form A</w:t>
+            <w:t xml:space="preserve">6-7 · Page </w:t>
+          </w:r>
+          <w:r>
+            <w:rPr>
+              <w:rFonts w:ascii="Avenir Next" w:hAnsi="Avenir Next" w:cs="Avenir Next" w:eastAsia="Avenir Next"/>
+              <w:color w:val="5A5F66"/>
+              <w:sz w:val="15"/>
+              <w:szCs w:val="15"/>
+            </w:rPr>
+            <w:fldChar w:fldCharType="begin"/>
+          </w:r>
+          <w:r>
+            <w:rPr>
+              <w:rFonts w:ascii="Avenir Next" w:hAnsi="Avenir Next" w:cs="Avenir Next" w:eastAsia="Avenir Next"/>
+              <w:color w:val="5A5F66"/>
+              <w:sz w:val="15"/>
+              <w:szCs w:val="15"/>
+            </w:rPr>
+            <w:instrText xml:space="preserve"> PAGE </w:instrText>
+          </w:r>
+          <w:r>
+            <w:rPr>
+              <w:rFonts w:ascii="Avenir Next" w:hAnsi="Avenir Next" w:cs="Avenir Next" w:eastAsia="Avenir Next"/>
+              <w:color w:val="5A5F66"/>
+              <w:sz w:val="15"/>
+              <w:szCs w:val="15"/>
+            </w:rPr>
+            <w:fldChar w:fldCharType="separate"/>
+          </w:r>
+          <w:r>
+            <w:rPr>
+              <w:rFonts w:ascii="Avenir Next" w:hAnsi="Avenir Next" w:cs="Avenir Next" w:eastAsia="Avenir Next"/>
+              <w:color w:val="5A5F66"/>
+              <w:sz w:val="15"/>
+              <w:szCs w:val="15"/>
+            </w:rPr>
+            <w:t xml:space="preserve">1</w:t>
+          </w:r>
+          <w:r>
+            <w:rPr>
+              <w:rFonts w:ascii="Avenir Next" w:hAnsi="Avenir Next" w:cs="Avenir Next" w:eastAsia="Avenir Next"/>
+              <w:color w:val="5A5F66"/>
+              <w:sz w:val="15"/>
+              <w:szCs w:val="15"/>
+            </w:rPr>
+            <w:fldChar w:fldCharType="end"/>
+          </w:r>
+          <w:r>
+            <w:rPr>
+              <w:rFonts w:ascii="Avenir Next" w:hAnsi="Avenir Next" w:cs="Avenir Next" w:eastAsia="Avenir Next"/>
+              <w:color w:val="5A5F66"/>
+              <w:sz w:val="15"/>
+              <w:szCs w:val="15"/>
+            </w:rPr>
+            <w:t xml:space="preserve"> of </w:t>
+          </w:r>
+          <w:r>
+            <w:rPr>
+              <w:rFonts w:ascii="Avenir Next" w:hAnsi="Avenir Next" w:cs="Avenir Next" w:eastAsia="Avenir Next"/>
+              <w:color w:val="5A5F66"/>
+              <w:sz w:val="15"/>
+              <w:szCs w:val="15"/>
+            </w:rPr>
+            <w:fldChar w:fldCharType="begin"/>
+          </w:r>
+          <w:r>
+            <w:rPr>
+              <w:rFonts w:ascii="Avenir Next" w:hAnsi="Avenir Next" w:cs="Avenir Next" w:eastAsia="Avenir Next"/>
+              <w:color w:val="5A5F66"/>
+              <w:sz w:val="15"/>
+              <w:szCs w:val="15"/>
+            </w:rPr>
+            <w:instrText xml:space="preserve"> NUMPAGES </w:instrText>
+          </w:r>
+          <w:r>
+            <w:rPr>
+              <w:rFonts w:ascii="Avenir Next" w:hAnsi="Avenir Next" w:cs="Avenir Next" w:eastAsia="Avenir Next"/>
+              <w:color w:val="5A5F66"/>
+              <w:sz w:val="15"/>
+              <w:szCs w:val="15"/>
+            </w:rPr>
+            <w:fldChar w:fldCharType="separate"/>
+          </w:r>
+          <w:r>
+            <w:rPr>
+              <w:rFonts w:ascii="Avenir Next" w:hAnsi="Avenir Next" w:cs="Avenir Next" w:eastAsia="Avenir Next"/>
+              <w:color w:val="5A5F66"/>
+              <w:sz w:val="15"/>
+              <w:szCs w:val="15"/>
+            </w:rPr>
+            <w:t xml:space="preserve">1</w:t>
+          </w:r>
+          <w:r>
+            <w:rPr>
+              <w:rFonts w:ascii="Avenir Next" w:hAnsi="Avenir Next" w:cs="Avenir Next" w:eastAsia="Avenir Next"/>
+              <w:color w:val="5A5F66"/>
+              <w:sz w:val="15"/>
+              <w:szCs w:val="15"/>
+            </w:rPr>
+            <w:fldChar w:fldCharType="end"/>
           </w:r>
         </w:p>
       </w:tc>
@@ -4660,5 +4767,23 @@
       </w:tblCellMar>
     </w:tblPr>
   </w:style>
+  <w:style w:type="paragraph" w:styleId="Heading1">
+    <w:name w:val="heading 1"/>
+    <w:basedOn w:val="Normal"/>
+    <w:pPr>
+      <w:outlineLvl w:val="0"/>
+      <w:keepNext w:val="0"/>
+      <w:keepLines w:val="0"/>
+    </w:pPr>
+  </w:style>
+  <w:style w:type="paragraph" w:styleId="Heading2">
+    <w:name w:val="heading 2"/>
+    <w:basedOn w:val="Normal"/>
+    <w:pPr>
+      <w:outlineLvl w:val="1"/>
+      <w:keepNext w:val="0"/>
+      <w:keepLines w:val="0"/>
+    </w:pPr>
+  </w:style>
 </w:styles>
 </file>